--- a/Documents/JAVA ASSIGNMENT-VISHRUTHAA V R 25ITR177.docx
+++ b/Documents/JAVA ASSIGNMENT-VISHRUTHAA V R 25ITR177.docx
@@ -12635,7 +12635,23 @@
           <w:szCs w:val="24"/>
           <w:lang w:val="en-IN"/>
         </w:rPr>
-        <w:t>    private static final String passwd = "vr@2007";</w:t>
+        <w:t>    private static final String passwd = "</w:t>
+      </w:r>
+      <w:r>
+        <w:rPr>
+          <w:sz w:val="24"/>
+          <w:szCs w:val="24"/>
+          <w:lang w:val="en-IN"/>
+        </w:rPr>
+        <w:t>****</w:t>
+      </w:r>
+      <w:r>
+        <w:rPr>
+          <w:sz w:val="24"/>
+          <w:szCs w:val="24"/>
+          <w:lang w:val="en-IN"/>
+        </w:rPr>
+        <w:t>";</w:t>
       </w:r>
     </w:p>
     <w:p>

--- a/Documents/JAVA ASSIGNMENT-VISHRUTHAA V R 25ITR177.docx
+++ b/Documents/JAVA ASSIGNMENT-VISHRUTHAA V R 25ITR177.docx
@@ -461,14 +461,7 @@
           <w:b/>
           <w:sz w:val="26"/>
         </w:rPr>
-        <w:t>VISHRUTHAA VR</w:t>
-      </w:r>
-      <w:r>
-        <w:rPr>
-          <w:b/>
-          <w:sz w:val="26"/>
-        </w:rPr>
-        <w:t xml:space="preserve"> </w:t>
+        <w:t xml:space="preserve">VISHRUTHAA VR </w:t>
       </w:r>
       <w:r>
         <w:rPr>
@@ -476,31 +469,7 @@
           <w:spacing w:val="-2"/>
           <w:sz w:val="26"/>
         </w:rPr>
-        <w:t>25IT</w:t>
-      </w:r>
-      <w:r>
-        <w:rPr>
-          <w:b/>
-          <w:spacing w:val="-2"/>
-          <w:sz w:val="26"/>
-        </w:rPr>
-        <w:t>R</w:t>
-      </w:r>
-      <w:r>
-        <w:rPr>
-          <w:b/>
-          <w:spacing w:val="-2"/>
-          <w:sz w:val="26"/>
-        </w:rPr>
-        <w:t>1</w:t>
-      </w:r>
-      <w:r>
-        <w:rPr>
-          <w:b/>
-          <w:spacing w:val="-2"/>
-          <w:sz w:val="26"/>
-        </w:rPr>
-        <w:t>77</w:t>
+        <w:t>25ITR177</w:t>
       </w:r>
     </w:p>
     <w:p>
@@ -1377,6 +1346,7 @@
       <w:r>
         <w:rPr>
           <w:b/>
+          <w:noProof/>
           <w:lang w:val="en-IN"/>
         </w:rPr>
         <w:lastRenderedPageBreak/>
@@ -2092,6 +2062,7 @@
       <w:r>
         <w:rPr>
           <w:b/>
+          <w:noProof/>
         </w:rPr>
         <w:drawing>
           <wp:inline distT="0" distB="0" distL="0" distR="0" wp14:anchorId="4E7213F2" wp14:editId="0974188A">
@@ -2186,6 +2157,7 @@
       </w:pPr>
       <w:r>
         <w:rPr>
+          <w:noProof/>
           <w:sz w:val="20"/>
         </w:rPr>
         <w:drawing>
@@ -2268,6 +2240,7 @@
       <w:r>
         <w:rPr>
           <w:b/>
+          <w:noProof/>
         </w:rPr>
         <w:drawing>
           <wp:inline distT="0" distB="0" distL="0" distR="0" wp14:anchorId="3FD030AA" wp14:editId="2854648F">
@@ -2375,6 +2348,7 @@
       <w:r>
         <w:rPr>
           <w:b/>
+          <w:noProof/>
         </w:rPr>
         <w:drawing>
           <wp:inline distT="0" distB="0" distL="0" distR="0" wp14:anchorId="6F5C54B5" wp14:editId="442A9053">
@@ -26814,7 +26788,224 @@
           <w:szCs w:val="24"/>
           <w:lang w:val="en-IN"/>
         </w:rPr>
-        <w:t xml:space="preserve">(1, </w:t>
+        <w:t>(1, rollNo);</w:t>
+      </w:r>
+    </w:p>
+    <w:p>
+      <w:pPr>
+        <w:rPr>
+          <w:sz w:val="24"/>
+          <w:szCs w:val="24"/>
+          <w:lang w:val="en-IN"/>
+        </w:rPr>
+      </w:pPr>
+      <w:r>
+        <w:rPr>
+          <w:sz w:val="24"/>
+          <w:szCs w:val="24"/>
+          <w:lang w:val="en-IN"/>
+        </w:rPr>
+        <w:t xml:space="preserve">            </w:t>
+      </w:r>
+      <w:proofErr w:type="spellStart"/>
+      <w:proofErr w:type="gramStart"/>
+      <w:r>
+        <w:rPr>
+          <w:sz w:val="24"/>
+          <w:szCs w:val="24"/>
+          <w:lang w:val="en-IN"/>
+        </w:rPr>
+        <w:t>ps.setString</w:t>
+      </w:r>
+      <w:proofErr w:type="spellEnd"/>
+      <w:proofErr w:type="gramEnd"/>
+      <w:r>
+        <w:rPr>
+          <w:sz w:val="24"/>
+          <w:szCs w:val="24"/>
+          <w:lang w:val="en-IN"/>
+        </w:rPr>
+        <w:t xml:space="preserve">(2, </w:t>
+      </w:r>
+      <w:proofErr w:type="spellStart"/>
+      <w:r>
+        <w:rPr>
+          <w:sz w:val="24"/>
+          <w:szCs w:val="24"/>
+          <w:lang w:val="en-IN"/>
+        </w:rPr>
+        <w:t>courseCode</w:t>
+      </w:r>
+      <w:proofErr w:type="spellEnd"/>
+      <w:r>
+        <w:rPr>
+          <w:sz w:val="24"/>
+          <w:szCs w:val="24"/>
+          <w:lang w:val="en-IN"/>
+        </w:rPr>
+        <w:t>);</w:t>
+      </w:r>
+    </w:p>
+    <w:p>
+      <w:pPr>
+        <w:rPr>
+          <w:sz w:val="24"/>
+          <w:szCs w:val="24"/>
+          <w:lang w:val="en-IN"/>
+        </w:rPr>
+      </w:pPr>
+      <w:r>
+        <w:rPr>
+          <w:sz w:val="24"/>
+          <w:szCs w:val="24"/>
+          <w:lang w:val="en-IN"/>
+        </w:rPr>
+        <w:t xml:space="preserve">            </w:t>
+      </w:r>
+      <w:proofErr w:type="spellStart"/>
+      <w:proofErr w:type="gramStart"/>
+      <w:r>
+        <w:rPr>
+          <w:sz w:val="24"/>
+          <w:szCs w:val="24"/>
+          <w:lang w:val="en-IN"/>
+        </w:rPr>
+        <w:t>ps.setInt</w:t>
+      </w:r>
+      <w:proofErr w:type="spellEnd"/>
+      <w:proofErr w:type="gramEnd"/>
+      <w:r>
+        <w:rPr>
+          <w:sz w:val="24"/>
+          <w:szCs w:val="24"/>
+          <w:lang w:val="en-IN"/>
+        </w:rPr>
+        <w:t>(3, semester);</w:t>
+      </w:r>
+    </w:p>
+    <w:p>
+      <w:pPr>
+        <w:rPr>
+          <w:sz w:val="24"/>
+          <w:szCs w:val="24"/>
+          <w:lang w:val="en-IN"/>
+        </w:rPr>
+      </w:pPr>
+      <w:r>
+        <w:rPr>
+          <w:sz w:val="24"/>
+          <w:szCs w:val="24"/>
+          <w:lang w:val="en-IN"/>
+        </w:rPr>
+        <w:t xml:space="preserve">            return </w:t>
+      </w:r>
+      <w:proofErr w:type="spellStart"/>
+      <w:proofErr w:type="gramStart"/>
+      <w:r>
+        <w:rPr>
+          <w:sz w:val="24"/>
+          <w:szCs w:val="24"/>
+          <w:lang w:val="en-IN"/>
+        </w:rPr>
+        <w:t>ps.executeUpdate</w:t>
+      </w:r>
+      <w:proofErr w:type="spellEnd"/>
+      <w:proofErr w:type="gramEnd"/>
+      <w:r>
+        <w:rPr>
+          <w:sz w:val="24"/>
+          <w:szCs w:val="24"/>
+          <w:lang w:val="en-IN"/>
+        </w:rPr>
+        <w:t>() &gt; 0;</w:t>
+      </w:r>
+    </w:p>
+    <w:p>
+      <w:pPr>
+        <w:rPr>
+          <w:sz w:val="24"/>
+          <w:szCs w:val="24"/>
+          <w:lang w:val="en-IN"/>
+        </w:rPr>
+      </w:pPr>
+      <w:r>
+        <w:rPr>
+          <w:sz w:val="24"/>
+          <w:szCs w:val="24"/>
+          <w:lang w:val="en-IN"/>
+        </w:rPr>
+        <w:t>        }</w:t>
+      </w:r>
+    </w:p>
+    <w:p>
+      <w:pPr>
+        <w:rPr>
+          <w:sz w:val="24"/>
+          <w:szCs w:val="24"/>
+          <w:lang w:val="en-IN"/>
+        </w:rPr>
+      </w:pPr>
+      <w:r>
+        <w:rPr>
+          <w:sz w:val="24"/>
+          <w:szCs w:val="24"/>
+          <w:lang w:val="en-IN"/>
+        </w:rPr>
+        <w:t>    }</w:t>
+      </w:r>
+    </w:p>
+    <w:p>
+      <w:pPr>
+        <w:rPr>
+          <w:sz w:val="24"/>
+          <w:szCs w:val="24"/>
+          <w:lang w:val="en-IN"/>
+        </w:rPr>
+      </w:pPr>
+    </w:p>
+    <w:p>
+      <w:pPr>
+        <w:rPr>
+          <w:sz w:val="24"/>
+          <w:szCs w:val="24"/>
+          <w:lang w:val="en-IN"/>
+        </w:rPr>
+      </w:pPr>
+      <w:r>
+        <w:rPr>
+          <w:sz w:val="24"/>
+          <w:szCs w:val="24"/>
+          <w:lang w:val="en-IN"/>
+        </w:rPr>
+        <w:t xml:space="preserve">    public void </w:t>
+      </w:r>
+      <w:proofErr w:type="spellStart"/>
+      <w:proofErr w:type="gramStart"/>
+      <w:r>
+        <w:rPr>
+          <w:sz w:val="24"/>
+          <w:szCs w:val="24"/>
+          <w:lang w:val="en-IN"/>
+        </w:rPr>
+        <w:t>printMarkSheet</w:t>
+      </w:r>
+      <w:proofErr w:type="spellEnd"/>
+      <w:r>
+        <w:rPr>
+          <w:sz w:val="24"/>
+          <w:szCs w:val="24"/>
+          <w:lang w:val="en-IN"/>
+        </w:rPr>
+        <w:t>(</w:t>
+      </w:r>
+      <w:proofErr w:type="gramEnd"/>
+      <w:r>
+        <w:rPr>
+          <w:sz w:val="24"/>
+          <w:szCs w:val="24"/>
+          <w:lang w:val="en-IN"/>
+        </w:rPr>
+        <w:t xml:space="preserve">String </w:t>
       </w:r>
       <w:proofErr w:type="spellStart"/>
       <w:r>
@@ -26832,24 +27023,228 @@
           <w:szCs w:val="24"/>
           <w:lang w:val="en-IN"/>
         </w:rPr>
-        <w:t>);</w:t>
-      </w:r>
-    </w:p>
-    <w:p>
-      <w:pPr>
-        <w:rPr>
-          <w:sz w:val="24"/>
-          <w:szCs w:val="24"/>
-          <w:lang w:val="en-IN"/>
-        </w:rPr>
-      </w:pPr>
-      <w:r>
-        <w:rPr>
-          <w:sz w:val="24"/>
-          <w:szCs w:val="24"/>
-          <w:lang w:val="en-IN"/>
-        </w:rPr>
-        <w:t xml:space="preserve">            </w:t>
+        <w:t xml:space="preserve">, int semester) throws </w:t>
+      </w:r>
+      <w:proofErr w:type="spellStart"/>
+      <w:r>
+        <w:rPr>
+          <w:sz w:val="24"/>
+          <w:szCs w:val="24"/>
+          <w:lang w:val="en-IN"/>
+        </w:rPr>
+        <w:t>SQLException</w:t>
+      </w:r>
+      <w:proofErr w:type="spellEnd"/>
+      <w:r>
+        <w:rPr>
+          <w:sz w:val="24"/>
+          <w:szCs w:val="24"/>
+          <w:lang w:val="en-IN"/>
+        </w:rPr>
+        <w:t xml:space="preserve"> {</w:t>
+      </w:r>
+    </w:p>
+    <w:p>
+      <w:pPr>
+        <w:rPr>
+          <w:sz w:val="24"/>
+          <w:szCs w:val="24"/>
+          <w:lang w:val="en-IN"/>
+        </w:rPr>
+      </w:pPr>
+      <w:r>
+        <w:rPr>
+          <w:sz w:val="24"/>
+          <w:szCs w:val="24"/>
+          <w:lang w:val="en-IN"/>
+        </w:rPr>
+        <w:t xml:space="preserve">        try (Connection con = </w:t>
+      </w:r>
+      <w:proofErr w:type="spellStart"/>
+      <w:r>
+        <w:rPr>
+          <w:sz w:val="24"/>
+          <w:szCs w:val="24"/>
+          <w:lang w:val="en-IN"/>
+        </w:rPr>
+        <w:t>DBConnection.getConnection</w:t>
+      </w:r>
+      <w:proofErr w:type="spellEnd"/>
+      <w:r>
+        <w:rPr>
+          <w:sz w:val="24"/>
+          <w:szCs w:val="24"/>
+          <w:lang w:val="en-IN"/>
+        </w:rPr>
+        <w:t>()) {</w:t>
+      </w:r>
+    </w:p>
+    <w:p>
+      <w:pPr>
+        <w:rPr>
+          <w:sz w:val="24"/>
+          <w:szCs w:val="24"/>
+          <w:lang w:val="en-IN"/>
+        </w:rPr>
+      </w:pPr>
+    </w:p>
+    <w:p>
+      <w:pPr>
+        <w:rPr>
+          <w:sz w:val="24"/>
+          <w:szCs w:val="24"/>
+          <w:lang w:val="en-IN"/>
+        </w:rPr>
+      </w:pPr>
+      <w:r>
+        <w:rPr>
+          <w:sz w:val="24"/>
+          <w:szCs w:val="24"/>
+          <w:lang w:val="en-IN"/>
+        </w:rPr>
+        <w:t>            String name;</w:t>
+      </w:r>
+    </w:p>
+    <w:p>
+      <w:pPr>
+        <w:rPr>
+          <w:sz w:val="24"/>
+          <w:szCs w:val="24"/>
+          <w:lang w:val="en-IN"/>
+        </w:rPr>
+      </w:pPr>
+      <w:r>
+        <w:rPr>
+          <w:sz w:val="24"/>
+          <w:szCs w:val="24"/>
+          <w:lang w:val="en-IN"/>
+        </w:rPr>
+        <w:t>            String dept;</w:t>
+      </w:r>
+    </w:p>
+    <w:p>
+      <w:pPr>
+        <w:rPr>
+          <w:sz w:val="24"/>
+          <w:szCs w:val="24"/>
+          <w:lang w:val="en-IN"/>
+        </w:rPr>
+      </w:pPr>
+      <w:r>
+        <w:rPr>
+          <w:sz w:val="24"/>
+          <w:szCs w:val="24"/>
+          <w:lang w:val="en-IN"/>
+        </w:rPr>
+        <w:t>            try (</w:t>
+      </w:r>
+      <w:proofErr w:type="spellStart"/>
+      <w:r>
+        <w:rPr>
+          <w:sz w:val="24"/>
+          <w:szCs w:val="24"/>
+          <w:lang w:val="en-IN"/>
+        </w:rPr>
+        <w:t>PreparedStatement</w:t>
+      </w:r>
+      <w:proofErr w:type="spellEnd"/>
+      <w:r>
+        <w:rPr>
+          <w:sz w:val="24"/>
+          <w:szCs w:val="24"/>
+          <w:lang w:val="en-IN"/>
+        </w:rPr>
+        <w:t xml:space="preserve"> ps = </w:t>
+      </w:r>
+      <w:proofErr w:type="spellStart"/>
+      <w:proofErr w:type="gramStart"/>
+      <w:r>
+        <w:rPr>
+          <w:sz w:val="24"/>
+          <w:szCs w:val="24"/>
+          <w:lang w:val="en-IN"/>
+        </w:rPr>
+        <w:t>con.prepareStatement</w:t>
+      </w:r>
+      <w:proofErr w:type="spellEnd"/>
+      <w:proofErr w:type="gramEnd"/>
+      <w:r>
+        <w:rPr>
+          <w:sz w:val="24"/>
+          <w:szCs w:val="24"/>
+          <w:lang w:val="en-IN"/>
+        </w:rPr>
+        <w:t>(</w:t>
+      </w:r>
+    </w:p>
+    <w:p>
+      <w:pPr>
+        <w:rPr>
+          <w:sz w:val="24"/>
+          <w:szCs w:val="24"/>
+          <w:lang w:val="en-IN"/>
+        </w:rPr>
+      </w:pPr>
+      <w:r>
+        <w:rPr>
+          <w:sz w:val="24"/>
+          <w:szCs w:val="24"/>
+          <w:lang w:val="en-IN"/>
+        </w:rPr>
+        <w:t xml:space="preserve">                    "SELECT name, dept FROM students WHERE </w:t>
+      </w:r>
+      <w:proofErr w:type="spellStart"/>
+      <w:r>
+        <w:rPr>
+          <w:sz w:val="24"/>
+          <w:szCs w:val="24"/>
+          <w:lang w:val="en-IN"/>
+        </w:rPr>
+        <w:t>roll_no</w:t>
+      </w:r>
+      <w:proofErr w:type="spellEnd"/>
+      <w:r>
+        <w:rPr>
+          <w:sz w:val="24"/>
+          <w:szCs w:val="24"/>
+          <w:lang w:val="en-IN"/>
+        </w:rPr>
+        <w:t xml:space="preserve"> </w:t>
+      </w:r>
+      <w:proofErr w:type="gramStart"/>
+      <w:r>
+        <w:rPr>
+          <w:sz w:val="24"/>
+          <w:szCs w:val="24"/>
+          <w:lang w:val="en-IN"/>
+        </w:rPr>
+        <w:t>= ?</w:t>
+      </w:r>
+      <w:proofErr w:type="gramEnd"/>
+      <w:r>
+        <w:rPr>
+          <w:sz w:val="24"/>
+          <w:szCs w:val="24"/>
+          <w:lang w:val="en-IN"/>
+        </w:rPr>
+        <w:t>")) {</w:t>
+      </w:r>
+    </w:p>
+    <w:p>
+      <w:pPr>
+        <w:rPr>
+          <w:sz w:val="24"/>
+          <w:szCs w:val="24"/>
+          <w:lang w:val="en-IN"/>
+        </w:rPr>
+      </w:pPr>
+      <w:r>
+        <w:rPr>
+          <w:sz w:val="24"/>
+          <w:szCs w:val="24"/>
+          <w:lang w:val="en-IN"/>
+        </w:rPr>
+        <w:t xml:space="preserve">                </w:t>
       </w:r>
       <w:proofErr w:type="spellStart"/>
       <w:proofErr w:type="gramStart"/>
@@ -26869,482 +27264,7 @@
           <w:szCs w:val="24"/>
           <w:lang w:val="en-IN"/>
         </w:rPr>
-        <w:t xml:space="preserve">(2, </w:t>
-      </w:r>
-      <w:proofErr w:type="spellStart"/>
-      <w:r>
-        <w:rPr>
-          <w:sz w:val="24"/>
-          <w:szCs w:val="24"/>
-          <w:lang w:val="en-IN"/>
-        </w:rPr>
-        <w:t>courseCode</w:t>
-      </w:r>
-      <w:proofErr w:type="spellEnd"/>
-      <w:r>
-        <w:rPr>
-          <w:sz w:val="24"/>
-          <w:szCs w:val="24"/>
-          <w:lang w:val="en-IN"/>
-        </w:rPr>
-        <w:t>);</w:t>
-      </w:r>
-    </w:p>
-    <w:p>
-      <w:pPr>
-        <w:rPr>
-          <w:sz w:val="24"/>
-          <w:szCs w:val="24"/>
-          <w:lang w:val="en-IN"/>
-        </w:rPr>
-      </w:pPr>
-      <w:r>
-        <w:rPr>
-          <w:sz w:val="24"/>
-          <w:szCs w:val="24"/>
-          <w:lang w:val="en-IN"/>
-        </w:rPr>
-        <w:t xml:space="preserve">            </w:t>
-      </w:r>
-      <w:proofErr w:type="spellStart"/>
-      <w:proofErr w:type="gramStart"/>
-      <w:r>
-        <w:rPr>
-          <w:sz w:val="24"/>
-          <w:szCs w:val="24"/>
-          <w:lang w:val="en-IN"/>
-        </w:rPr>
-        <w:t>ps.setInt</w:t>
-      </w:r>
-      <w:proofErr w:type="spellEnd"/>
-      <w:proofErr w:type="gramEnd"/>
-      <w:r>
-        <w:rPr>
-          <w:sz w:val="24"/>
-          <w:szCs w:val="24"/>
-          <w:lang w:val="en-IN"/>
-        </w:rPr>
-        <w:t>(3, semester);</w:t>
-      </w:r>
-    </w:p>
-    <w:p>
-      <w:pPr>
-        <w:rPr>
-          <w:sz w:val="24"/>
-          <w:szCs w:val="24"/>
-          <w:lang w:val="en-IN"/>
-        </w:rPr>
-      </w:pPr>
-      <w:r>
-        <w:rPr>
-          <w:sz w:val="24"/>
-          <w:szCs w:val="24"/>
-          <w:lang w:val="en-IN"/>
-        </w:rPr>
-        <w:t xml:space="preserve">            return </w:t>
-      </w:r>
-      <w:proofErr w:type="spellStart"/>
-      <w:proofErr w:type="gramStart"/>
-      <w:r>
-        <w:rPr>
-          <w:sz w:val="24"/>
-          <w:szCs w:val="24"/>
-          <w:lang w:val="en-IN"/>
-        </w:rPr>
-        <w:t>ps.executeUpdate</w:t>
-      </w:r>
-      <w:proofErr w:type="spellEnd"/>
-      <w:proofErr w:type="gramEnd"/>
-      <w:r>
-        <w:rPr>
-          <w:sz w:val="24"/>
-          <w:szCs w:val="24"/>
-          <w:lang w:val="en-IN"/>
-        </w:rPr>
-        <w:t>() &gt; 0;</w:t>
-      </w:r>
-    </w:p>
-    <w:p>
-      <w:pPr>
-        <w:rPr>
-          <w:sz w:val="24"/>
-          <w:szCs w:val="24"/>
-          <w:lang w:val="en-IN"/>
-        </w:rPr>
-      </w:pPr>
-      <w:r>
-        <w:rPr>
-          <w:sz w:val="24"/>
-          <w:szCs w:val="24"/>
-          <w:lang w:val="en-IN"/>
-        </w:rPr>
-        <w:t>        }</w:t>
-      </w:r>
-    </w:p>
-    <w:p>
-      <w:pPr>
-        <w:rPr>
-          <w:sz w:val="24"/>
-          <w:szCs w:val="24"/>
-          <w:lang w:val="en-IN"/>
-        </w:rPr>
-      </w:pPr>
-      <w:r>
-        <w:rPr>
-          <w:sz w:val="24"/>
-          <w:szCs w:val="24"/>
-          <w:lang w:val="en-IN"/>
-        </w:rPr>
-        <w:t>    }</w:t>
-      </w:r>
-    </w:p>
-    <w:p>
-      <w:pPr>
-        <w:rPr>
-          <w:sz w:val="24"/>
-          <w:szCs w:val="24"/>
-          <w:lang w:val="en-IN"/>
-        </w:rPr>
-      </w:pPr>
-    </w:p>
-    <w:p>
-      <w:pPr>
-        <w:rPr>
-          <w:sz w:val="24"/>
-          <w:szCs w:val="24"/>
-          <w:lang w:val="en-IN"/>
-        </w:rPr>
-      </w:pPr>
-      <w:r>
-        <w:rPr>
-          <w:sz w:val="24"/>
-          <w:szCs w:val="24"/>
-          <w:lang w:val="en-IN"/>
-        </w:rPr>
-        <w:t xml:space="preserve">    public void </w:t>
-      </w:r>
-      <w:proofErr w:type="spellStart"/>
-      <w:proofErr w:type="gramStart"/>
-      <w:r>
-        <w:rPr>
-          <w:sz w:val="24"/>
-          <w:szCs w:val="24"/>
-          <w:lang w:val="en-IN"/>
-        </w:rPr>
-        <w:t>printMarkSheet</w:t>
-      </w:r>
-      <w:proofErr w:type="spellEnd"/>
-      <w:r>
-        <w:rPr>
-          <w:sz w:val="24"/>
-          <w:szCs w:val="24"/>
-          <w:lang w:val="en-IN"/>
-        </w:rPr>
-        <w:t>(</w:t>
-      </w:r>
-      <w:proofErr w:type="gramEnd"/>
-      <w:r>
-        <w:rPr>
-          <w:sz w:val="24"/>
-          <w:szCs w:val="24"/>
-          <w:lang w:val="en-IN"/>
-        </w:rPr>
-        <w:t xml:space="preserve">String </w:t>
-      </w:r>
-      <w:proofErr w:type="spellStart"/>
-      <w:r>
-        <w:rPr>
-          <w:sz w:val="24"/>
-          <w:szCs w:val="24"/>
-          <w:lang w:val="en-IN"/>
-        </w:rPr>
-        <w:t>rollNo</w:t>
-      </w:r>
-      <w:proofErr w:type="spellEnd"/>
-      <w:r>
-        <w:rPr>
-          <w:sz w:val="24"/>
-          <w:szCs w:val="24"/>
-          <w:lang w:val="en-IN"/>
-        </w:rPr>
-        <w:t xml:space="preserve">, int semester) throws </w:t>
-      </w:r>
-      <w:proofErr w:type="spellStart"/>
-      <w:r>
-        <w:rPr>
-          <w:sz w:val="24"/>
-          <w:szCs w:val="24"/>
-          <w:lang w:val="en-IN"/>
-        </w:rPr>
-        <w:t>SQLException</w:t>
-      </w:r>
-      <w:proofErr w:type="spellEnd"/>
-      <w:r>
-        <w:rPr>
-          <w:sz w:val="24"/>
-          <w:szCs w:val="24"/>
-          <w:lang w:val="en-IN"/>
-        </w:rPr>
-        <w:t xml:space="preserve"> {</w:t>
-      </w:r>
-    </w:p>
-    <w:p>
-      <w:pPr>
-        <w:rPr>
-          <w:sz w:val="24"/>
-          <w:szCs w:val="24"/>
-          <w:lang w:val="en-IN"/>
-        </w:rPr>
-      </w:pPr>
-      <w:r>
-        <w:rPr>
-          <w:sz w:val="24"/>
-          <w:szCs w:val="24"/>
-          <w:lang w:val="en-IN"/>
-        </w:rPr>
-        <w:t xml:space="preserve">        try (Connection con = </w:t>
-      </w:r>
-      <w:proofErr w:type="spellStart"/>
-      <w:r>
-        <w:rPr>
-          <w:sz w:val="24"/>
-          <w:szCs w:val="24"/>
-          <w:lang w:val="en-IN"/>
-        </w:rPr>
-        <w:t>DBConnection.getConnection</w:t>
-      </w:r>
-      <w:proofErr w:type="spellEnd"/>
-      <w:r>
-        <w:rPr>
-          <w:sz w:val="24"/>
-          <w:szCs w:val="24"/>
-          <w:lang w:val="en-IN"/>
-        </w:rPr>
-        <w:t>()) {</w:t>
-      </w:r>
-    </w:p>
-    <w:p>
-      <w:pPr>
-        <w:rPr>
-          <w:sz w:val="24"/>
-          <w:szCs w:val="24"/>
-          <w:lang w:val="en-IN"/>
-        </w:rPr>
-      </w:pPr>
-    </w:p>
-    <w:p>
-      <w:pPr>
-        <w:rPr>
-          <w:sz w:val="24"/>
-          <w:szCs w:val="24"/>
-          <w:lang w:val="en-IN"/>
-        </w:rPr>
-      </w:pPr>
-      <w:r>
-        <w:rPr>
-          <w:sz w:val="24"/>
-          <w:szCs w:val="24"/>
-          <w:lang w:val="en-IN"/>
-        </w:rPr>
-        <w:t>            String name;</w:t>
-      </w:r>
-    </w:p>
-    <w:p>
-      <w:pPr>
-        <w:rPr>
-          <w:sz w:val="24"/>
-          <w:szCs w:val="24"/>
-          <w:lang w:val="en-IN"/>
-        </w:rPr>
-      </w:pPr>
-      <w:r>
-        <w:rPr>
-          <w:sz w:val="24"/>
-          <w:szCs w:val="24"/>
-          <w:lang w:val="en-IN"/>
-        </w:rPr>
-        <w:t>            String dept;</w:t>
-      </w:r>
-    </w:p>
-    <w:p>
-      <w:pPr>
-        <w:rPr>
-          <w:sz w:val="24"/>
-          <w:szCs w:val="24"/>
-          <w:lang w:val="en-IN"/>
-        </w:rPr>
-      </w:pPr>
-      <w:r>
-        <w:rPr>
-          <w:sz w:val="24"/>
-          <w:szCs w:val="24"/>
-          <w:lang w:val="en-IN"/>
-        </w:rPr>
-        <w:t>            try (</w:t>
-      </w:r>
-      <w:proofErr w:type="spellStart"/>
-      <w:r>
-        <w:rPr>
-          <w:sz w:val="24"/>
-          <w:szCs w:val="24"/>
-          <w:lang w:val="en-IN"/>
-        </w:rPr>
-        <w:t>PreparedStatement</w:t>
-      </w:r>
-      <w:proofErr w:type="spellEnd"/>
-      <w:r>
-        <w:rPr>
-          <w:sz w:val="24"/>
-          <w:szCs w:val="24"/>
-          <w:lang w:val="en-IN"/>
-        </w:rPr>
-        <w:t xml:space="preserve"> </w:t>
-      </w:r>
-      <w:proofErr w:type="spellStart"/>
-      <w:r>
-        <w:rPr>
-          <w:sz w:val="24"/>
-          <w:szCs w:val="24"/>
-          <w:lang w:val="en-IN"/>
-        </w:rPr>
-        <w:t>ps</w:t>
-      </w:r>
-      <w:proofErr w:type="spellEnd"/>
-      <w:r>
-        <w:rPr>
-          <w:sz w:val="24"/>
-          <w:szCs w:val="24"/>
-          <w:lang w:val="en-IN"/>
-        </w:rPr>
-        <w:t xml:space="preserve"> = </w:t>
-      </w:r>
-      <w:proofErr w:type="spellStart"/>
-      <w:proofErr w:type="gramStart"/>
-      <w:r>
-        <w:rPr>
-          <w:sz w:val="24"/>
-          <w:szCs w:val="24"/>
-          <w:lang w:val="en-IN"/>
-        </w:rPr>
-        <w:t>con.prepareStatement</w:t>
-      </w:r>
-      <w:proofErr w:type="spellEnd"/>
-      <w:proofErr w:type="gramEnd"/>
-      <w:r>
-        <w:rPr>
-          <w:sz w:val="24"/>
-          <w:szCs w:val="24"/>
-          <w:lang w:val="en-IN"/>
-        </w:rPr>
-        <w:t>(</w:t>
-      </w:r>
-    </w:p>
-    <w:p>
-      <w:pPr>
-        <w:rPr>
-          <w:sz w:val="24"/>
-          <w:szCs w:val="24"/>
-          <w:lang w:val="en-IN"/>
-        </w:rPr>
-      </w:pPr>
-      <w:r>
-        <w:rPr>
-          <w:sz w:val="24"/>
-          <w:szCs w:val="24"/>
-          <w:lang w:val="en-IN"/>
-        </w:rPr>
-        <w:t xml:space="preserve">                    "SELECT name, dept FROM students WHERE </w:t>
-      </w:r>
-      <w:proofErr w:type="spellStart"/>
-      <w:r>
-        <w:rPr>
-          <w:sz w:val="24"/>
-          <w:szCs w:val="24"/>
-          <w:lang w:val="en-IN"/>
-        </w:rPr>
-        <w:t>roll_no</w:t>
-      </w:r>
-      <w:proofErr w:type="spellEnd"/>
-      <w:r>
-        <w:rPr>
-          <w:sz w:val="24"/>
-          <w:szCs w:val="24"/>
-          <w:lang w:val="en-IN"/>
-        </w:rPr>
-        <w:t xml:space="preserve"> </w:t>
-      </w:r>
-      <w:proofErr w:type="gramStart"/>
-      <w:r>
-        <w:rPr>
-          <w:sz w:val="24"/>
-          <w:szCs w:val="24"/>
-          <w:lang w:val="en-IN"/>
-        </w:rPr>
-        <w:t>= ?</w:t>
-      </w:r>
-      <w:proofErr w:type="gramEnd"/>
-      <w:r>
-        <w:rPr>
-          <w:sz w:val="24"/>
-          <w:szCs w:val="24"/>
-          <w:lang w:val="en-IN"/>
-        </w:rPr>
-        <w:t>")) {</w:t>
-      </w:r>
-    </w:p>
-    <w:p>
-      <w:pPr>
-        <w:rPr>
-          <w:sz w:val="24"/>
-          <w:szCs w:val="24"/>
-          <w:lang w:val="en-IN"/>
-        </w:rPr>
-      </w:pPr>
-      <w:r>
-        <w:rPr>
-          <w:sz w:val="24"/>
-          <w:szCs w:val="24"/>
-          <w:lang w:val="en-IN"/>
-        </w:rPr>
-        <w:t xml:space="preserve">                </w:t>
-      </w:r>
-      <w:proofErr w:type="spellStart"/>
-      <w:proofErr w:type="gramStart"/>
-      <w:r>
-        <w:rPr>
-          <w:sz w:val="24"/>
-          <w:szCs w:val="24"/>
-          <w:lang w:val="en-IN"/>
-        </w:rPr>
-        <w:t>ps.setString</w:t>
-      </w:r>
-      <w:proofErr w:type="spellEnd"/>
-      <w:proofErr w:type="gramEnd"/>
-      <w:r>
-        <w:rPr>
-          <w:sz w:val="24"/>
-          <w:szCs w:val="24"/>
-          <w:lang w:val="en-IN"/>
-        </w:rPr>
-        <w:t xml:space="preserve">(1, </w:t>
-      </w:r>
-      <w:proofErr w:type="spellStart"/>
-      <w:r>
-        <w:rPr>
-          <w:sz w:val="24"/>
-          <w:szCs w:val="24"/>
-          <w:lang w:val="en-IN"/>
-        </w:rPr>
-        <w:t>rollNo</w:t>
-      </w:r>
-      <w:proofErr w:type="spellEnd"/>
-      <w:r>
-        <w:rPr>
-          <w:sz w:val="24"/>
-          <w:szCs w:val="24"/>
-          <w:lang w:val="en-IN"/>
-        </w:rPr>
-        <w:t>);</w:t>
+        <w:t>(1, rollNo);</w:t>
       </w:r>
     </w:p>
     <w:p>
@@ -27772,16 +27692,292 @@
           <w:szCs w:val="24"/>
           <w:lang w:val="en-IN"/>
         </w:rPr>
+        <w:t xml:space="preserve"> ps = </w:t>
+      </w:r>
+      <w:proofErr w:type="spellStart"/>
+      <w:proofErr w:type="gramStart"/>
+      <w:r>
+        <w:rPr>
+          <w:sz w:val="24"/>
+          <w:szCs w:val="24"/>
+          <w:lang w:val="en-IN"/>
+        </w:rPr>
+        <w:t>con.prepareStatement</w:t>
+      </w:r>
+      <w:proofErr w:type="spellEnd"/>
+      <w:proofErr w:type="gramEnd"/>
+      <w:r>
+        <w:rPr>
+          <w:sz w:val="24"/>
+          <w:szCs w:val="24"/>
+          <w:lang w:val="en-IN"/>
+        </w:rPr>
+        <w:t>(</w:t>
+      </w:r>
+    </w:p>
+    <w:p>
+      <w:pPr>
+        <w:rPr>
+          <w:sz w:val="24"/>
+          <w:szCs w:val="24"/>
+          <w:lang w:val="en-IN"/>
+        </w:rPr>
+      </w:pPr>
+      <w:r>
+        <w:rPr>
+          <w:sz w:val="24"/>
+          <w:szCs w:val="24"/>
+          <w:lang w:val="en-IN"/>
+        </w:rPr>
+        <w:t xml:space="preserve">                    BASE_SELECT + "WHERE </w:t>
+      </w:r>
+      <w:proofErr w:type="spellStart"/>
+      <w:proofErr w:type="gramStart"/>
+      <w:r>
+        <w:rPr>
+          <w:sz w:val="24"/>
+          <w:szCs w:val="24"/>
+          <w:lang w:val="en-IN"/>
+        </w:rPr>
+        <w:t>e.roll</w:t>
+      </w:r>
+      <w:proofErr w:type="gramEnd"/>
+      <w:r>
+        <w:rPr>
+          <w:sz w:val="24"/>
+          <w:szCs w:val="24"/>
+          <w:lang w:val="en-IN"/>
+        </w:rPr>
+        <w:t>_no</w:t>
+      </w:r>
+      <w:proofErr w:type="spellEnd"/>
+      <w:r>
+        <w:rPr>
+          <w:sz w:val="24"/>
+          <w:szCs w:val="24"/>
+          <w:lang w:val="en-IN"/>
+        </w:rPr>
         <w:t xml:space="preserve"> </w:t>
       </w:r>
-      <w:proofErr w:type="spellStart"/>
-      <w:r>
-        <w:rPr>
-          <w:sz w:val="24"/>
-          <w:szCs w:val="24"/>
-          <w:lang w:val="en-IN"/>
-        </w:rPr>
-        <w:t>ps</w:t>
+      <w:proofErr w:type="gramStart"/>
+      <w:r>
+        <w:rPr>
+          <w:sz w:val="24"/>
+          <w:szCs w:val="24"/>
+          <w:lang w:val="en-IN"/>
+        </w:rPr>
+        <w:t>= ?</w:t>
+      </w:r>
+      <w:proofErr w:type="gramEnd"/>
+      <w:r>
+        <w:rPr>
+          <w:sz w:val="24"/>
+          <w:szCs w:val="24"/>
+          <w:lang w:val="en-IN"/>
+        </w:rPr>
+        <w:t xml:space="preserve"> AND </w:t>
+      </w:r>
+      <w:proofErr w:type="spellStart"/>
+      <w:proofErr w:type="gramStart"/>
+      <w:r>
+        <w:rPr>
+          <w:sz w:val="24"/>
+          <w:szCs w:val="24"/>
+          <w:lang w:val="en-IN"/>
+        </w:rPr>
+        <w:t>e.semester</w:t>
+      </w:r>
+      <w:proofErr w:type="spellEnd"/>
+      <w:proofErr w:type="gramEnd"/>
+      <w:r>
+        <w:rPr>
+          <w:sz w:val="24"/>
+          <w:szCs w:val="24"/>
+          <w:lang w:val="en-IN"/>
+        </w:rPr>
+        <w:t xml:space="preserve"> </w:t>
+      </w:r>
+      <w:proofErr w:type="gramStart"/>
+      <w:r>
+        <w:rPr>
+          <w:sz w:val="24"/>
+          <w:szCs w:val="24"/>
+          <w:lang w:val="en-IN"/>
+        </w:rPr>
+        <w:t>= ?</w:t>
+      </w:r>
+      <w:proofErr w:type="gramEnd"/>
+      <w:r>
+        <w:rPr>
+          <w:sz w:val="24"/>
+          <w:szCs w:val="24"/>
+          <w:lang w:val="en-IN"/>
+        </w:rPr>
+        <w:t xml:space="preserve"> ORDER BY </w:t>
+      </w:r>
+      <w:proofErr w:type="spellStart"/>
+      <w:proofErr w:type="gramStart"/>
+      <w:r>
+        <w:rPr>
+          <w:sz w:val="24"/>
+          <w:szCs w:val="24"/>
+          <w:lang w:val="en-IN"/>
+        </w:rPr>
+        <w:t>e.course</w:t>
+      </w:r>
+      <w:proofErr w:type="gramEnd"/>
+      <w:r>
+        <w:rPr>
+          <w:sz w:val="24"/>
+          <w:szCs w:val="24"/>
+          <w:lang w:val="en-IN"/>
+        </w:rPr>
+        <w:t>_code</w:t>
+      </w:r>
+      <w:proofErr w:type="spellEnd"/>
+      <w:r>
+        <w:rPr>
+          <w:sz w:val="24"/>
+          <w:szCs w:val="24"/>
+          <w:lang w:val="en-IN"/>
+        </w:rPr>
+        <w:t>")) {</w:t>
+      </w:r>
+    </w:p>
+    <w:p>
+      <w:pPr>
+        <w:rPr>
+          <w:sz w:val="24"/>
+          <w:szCs w:val="24"/>
+          <w:lang w:val="en-IN"/>
+        </w:rPr>
+      </w:pPr>
+      <w:r>
+        <w:rPr>
+          <w:sz w:val="24"/>
+          <w:szCs w:val="24"/>
+          <w:lang w:val="en-IN"/>
+        </w:rPr>
+        <w:t xml:space="preserve">                </w:t>
+      </w:r>
+      <w:proofErr w:type="spellStart"/>
+      <w:proofErr w:type="gramStart"/>
+      <w:r>
+        <w:rPr>
+          <w:sz w:val="24"/>
+          <w:szCs w:val="24"/>
+          <w:lang w:val="en-IN"/>
+        </w:rPr>
+        <w:t>ps.setString</w:t>
+      </w:r>
+      <w:proofErr w:type="spellEnd"/>
+      <w:proofErr w:type="gramEnd"/>
+      <w:r>
+        <w:rPr>
+          <w:sz w:val="24"/>
+          <w:szCs w:val="24"/>
+          <w:lang w:val="en-IN"/>
+        </w:rPr>
+        <w:t xml:space="preserve">(1, </w:t>
+      </w:r>
+      <w:proofErr w:type="spellStart"/>
+      <w:r>
+        <w:rPr>
+          <w:sz w:val="24"/>
+          <w:szCs w:val="24"/>
+          <w:lang w:val="en-IN"/>
+        </w:rPr>
+        <w:t>rollNo</w:t>
+      </w:r>
+      <w:proofErr w:type="spellEnd"/>
+      <w:r>
+        <w:rPr>
+          <w:sz w:val="24"/>
+          <w:szCs w:val="24"/>
+          <w:lang w:val="en-IN"/>
+        </w:rPr>
+        <w:t>);</w:t>
+      </w:r>
+    </w:p>
+    <w:p>
+      <w:pPr>
+        <w:rPr>
+          <w:sz w:val="24"/>
+          <w:szCs w:val="24"/>
+          <w:lang w:val="en-IN"/>
+        </w:rPr>
+      </w:pPr>
+      <w:r>
+        <w:rPr>
+          <w:sz w:val="24"/>
+          <w:szCs w:val="24"/>
+          <w:lang w:val="en-IN"/>
+        </w:rPr>
+        <w:t xml:space="preserve">                </w:t>
+      </w:r>
+      <w:proofErr w:type="spellStart"/>
+      <w:proofErr w:type="gramStart"/>
+      <w:r>
+        <w:rPr>
+          <w:sz w:val="24"/>
+          <w:szCs w:val="24"/>
+          <w:lang w:val="en-IN"/>
+        </w:rPr>
+        <w:t>ps.setInt</w:t>
+      </w:r>
+      <w:proofErr w:type="spellEnd"/>
+      <w:proofErr w:type="gramEnd"/>
+      <w:r>
+        <w:rPr>
+          <w:sz w:val="24"/>
+          <w:szCs w:val="24"/>
+          <w:lang w:val="en-IN"/>
+        </w:rPr>
+        <w:t>(2, semester);</w:t>
+      </w:r>
+    </w:p>
+    <w:p>
+      <w:pPr>
+        <w:rPr>
+          <w:sz w:val="24"/>
+          <w:szCs w:val="24"/>
+          <w:lang w:val="en-IN"/>
+        </w:rPr>
+      </w:pPr>
+      <w:r>
+        <w:rPr>
+          <w:sz w:val="24"/>
+          <w:szCs w:val="24"/>
+          <w:lang w:val="en-IN"/>
+        </w:rPr>
+        <w:t>                try (</w:t>
+      </w:r>
+      <w:proofErr w:type="spellStart"/>
+      <w:r>
+        <w:rPr>
+          <w:sz w:val="24"/>
+          <w:szCs w:val="24"/>
+          <w:lang w:val="en-IN"/>
+        </w:rPr>
+        <w:t>ResultSet</w:t>
+      </w:r>
+      <w:proofErr w:type="spellEnd"/>
+      <w:r>
+        <w:rPr>
+          <w:sz w:val="24"/>
+          <w:szCs w:val="24"/>
+          <w:lang w:val="en-IN"/>
+        </w:rPr>
+        <w:t xml:space="preserve"> </w:t>
+      </w:r>
+      <w:proofErr w:type="spellStart"/>
+      <w:r>
+        <w:rPr>
+          <w:sz w:val="24"/>
+          <w:szCs w:val="24"/>
+          <w:lang w:val="en-IN"/>
+        </w:rPr>
+        <w:t>rs</w:t>
       </w:r>
       <w:proofErr w:type="spellEnd"/>
       <w:r>
@@ -27800,10 +27996,45 @@
           <w:szCs w:val="24"/>
           <w:lang w:val="en-IN"/>
         </w:rPr>
-        <w:t>con.prepareStatement</w:t>
-      </w:r>
-      <w:proofErr w:type="spellEnd"/>
-      <w:proofErr w:type="gramEnd"/>
+        <w:t>ps.executeQuery</w:t>
+      </w:r>
+      <w:proofErr w:type="spellEnd"/>
+      <w:proofErr w:type="gramEnd"/>
+      <w:r>
+        <w:rPr>
+          <w:sz w:val="24"/>
+          <w:szCs w:val="24"/>
+          <w:lang w:val="en-IN"/>
+        </w:rPr>
+        <w:t>()) {</w:t>
+      </w:r>
+    </w:p>
+    <w:p>
+      <w:pPr>
+        <w:rPr>
+          <w:sz w:val="24"/>
+          <w:szCs w:val="24"/>
+          <w:lang w:val="en-IN"/>
+        </w:rPr>
+      </w:pPr>
+      <w:r>
+        <w:rPr>
+          <w:sz w:val="24"/>
+          <w:szCs w:val="24"/>
+          <w:lang w:val="en-IN"/>
+        </w:rPr>
+        <w:t xml:space="preserve">                    results = </w:t>
+      </w:r>
+      <w:proofErr w:type="spellStart"/>
+      <w:r>
+        <w:rPr>
+          <w:sz w:val="24"/>
+          <w:szCs w:val="24"/>
+          <w:lang w:val="en-IN"/>
+        </w:rPr>
+        <w:t>readResults</w:t>
+      </w:r>
+      <w:proofErr w:type="spellEnd"/>
       <w:r>
         <w:rPr>
           <w:sz w:val="24"/>
@@ -27812,41 +28043,850 @@
         </w:rPr>
         <w:t>(</w:t>
       </w:r>
-    </w:p>
-    <w:p>
-      <w:pPr>
-        <w:rPr>
-          <w:sz w:val="24"/>
-          <w:szCs w:val="24"/>
-          <w:lang w:val="en-IN"/>
-        </w:rPr>
-      </w:pPr>
-      <w:r>
-        <w:rPr>
-          <w:sz w:val="24"/>
-          <w:szCs w:val="24"/>
-          <w:lang w:val="en-IN"/>
-        </w:rPr>
-        <w:t xml:space="preserve">                    BASE_SELECT + "WHERE </w:t>
-      </w:r>
-      <w:proofErr w:type="spellStart"/>
-      <w:proofErr w:type="gramStart"/>
-      <w:r>
-        <w:rPr>
-          <w:sz w:val="24"/>
-          <w:szCs w:val="24"/>
-          <w:lang w:val="en-IN"/>
-        </w:rPr>
-        <w:t>e.roll</w:t>
-      </w:r>
-      <w:proofErr w:type="gramEnd"/>
-      <w:r>
-        <w:rPr>
-          <w:sz w:val="24"/>
-          <w:szCs w:val="24"/>
-          <w:lang w:val="en-IN"/>
-        </w:rPr>
-        <w:t>_no</w:t>
+      <w:proofErr w:type="spellStart"/>
+      <w:r>
+        <w:rPr>
+          <w:sz w:val="24"/>
+          <w:szCs w:val="24"/>
+          <w:lang w:val="en-IN"/>
+        </w:rPr>
+        <w:t>rs</w:t>
+      </w:r>
+      <w:proofErr w:type="spellEnd"/>
+      <w:r>
+        <w:rPr>
+          <w:sz w:val="24"/>
+          <w:szCs w:val="24"/>
+          <w:lang w:val="en-IN"/>
+        </w:rPr>
+        <w:t>);</w:t>
+      </w:r>
+    </w:p>
+    <w:p>
+      <w:pPr>
+        <w:rPr>
+          <w:sz w:val="24"/>
+          <w:szCs w:val="24"/>
+          <w:lang w:val="en-IN"/>
+        </w:rPr>
+      </w:pPr>
+      <w:r>
+        <w:rPr>
+          <w:sz w:val="24"/>
+          <w:szCs w:val="24"/>
+          <w:lang w:val="en-IN"/>
+        </w:rPr>
+        <w:t>                }</w:t>
+      </w:r>
+    </w:p>
+    <w:p>
+      <w:pPr>
+        <w:rPr>
+          <w:sz w:val="24"/>
+          <w:szCs w:val="24"/>
+          <w:lang w:val="en-IN"/>
+        </w:rPr>
+      </w:pPr>
+      <w:r>
+        <w:rPr>
+          <w:sz w:val="24"/>
+          <w:szCs w:val="24"/>
+          <w:lang w:val="en-IN"/>
+        </w:rPr>
+        <w:t>            }</w:t>
+      </w:r>
+    </w:p>
+    <w:p>
+      <w:pPr>
+        <w:rPr>
+          <w:sz w:val="24"/>
+          <w:szCs w:val="24"/>
+          <w:lang w:val="en-IN"/>
+        </w:rPr>
+      </w:pPr>
+    </w:p>
+    <w:p>
+      <w:pPr>
+        <w:rPr>
+          <w:sz w:val="24"/>
+          <w:szCs w:val="24"/>
+          <w:lang w:val="en-IN"/>
+        </w:rPr>
+      </w:pPr>
+      <w:r>
+        <w:rPr>
+          <w:sz w:val="24"/>
+          <w:szCs w:val="24"/>
+          <w:lang w:val="en-IN"/>
+        </w:rPr>
+        <w:t>            if (</w:t>
+      </w:r>
+      <w:proofErr w:type="spellStart"/>
+      <w:proofErr w:type="gramStart"/>
+      <w:r>
+        <w:rPr>
+          <w:sz w:val="24"/>
+          <w:szCs w:val="24"/>
+          <w:lang w:val="en-IN"/>
+        </w:rPr>
+        <w:t>results.isEmpty</w:t>
+      </w:r>
+      <w:proofErr w:type="spellEnd"/>
+      <w:proofErr w:type="gramEnd"/>
+      <w:r>
+        <w:rPr>
+          <w:sz w:val="24"/>
+          <w:szCs w:val="24"/>
+          <w:lang w:val="en-IN"/>
+        </w:rPr>
+        <w:t>()) {</w:t>
+      </w:r>
+    </w:p>
+    <w:p>
+      <w:pPr>
+        <w:rPr>
+          <w:sz w:val="24"/>
+          <w:szCs w:val="24"/>
+          <w:lang w:val="en-IN"/>
+        </w:rPr>
+      </w:pPr>
+      <w:r>
+        <w:rPr>
+          <w:sz w:val="24"/>
+          <w:szCs w:val="24"/>
+          <w:lang w:val="en-IN"/>
+        </w:rPr>
+        <w:t xml:space="preserve">                </w:t>
+      </w:r>
+      <w:proofErr w:type="spellStart"/>
+      <w:r>
+        <w:rPr>
+          <w:sz w:val="24"/>
+          <w:szCs w:val="24"/>
+          <w:lang w:val="en-IN"/>
+        </w:rPr>
+        <w:t>System.out.println</w:t>
+      </w:r>
+      <w:proofErr w:type="spellEnd"/>
+      <w:r>
+        <w:rPr>
+          <w:sz w:val="24"/>
+          <w:szCs w:val="24"/>
+          <w:lang w:val="en-IN"/>
+        </w:rPr>
+        <w:t xml:space="preserve">("No </w:t>
+      </w:r>
+      <w:proofErr w:type="spellStart"/>
+      <w:r>
+        <w:rPr>
+          <w:sz w:val="24"/>
+          <w:szCs w:val="24"/>
+          <w:lang w:val="en-IN"/>
+        </w:rPr>
+        <w:t>enrollments</w:t>
+      </w:r>
+      <w:proofErr w:type="spellEnd"/>
+      <w:r>
+        <w:rPr>
+          <w:sz w:val="24"/>
+          <w:szCs w:val="24"/>
+          <w:lang w:val="en-IN"/>
+        </w:rPr>
+        <w:t xml:space="preserve"> found for " + </w:t>
+      </w:r>
+      <w:proofErr w:type="spellStart"/>
+      <w:r>
+        <w:rPr>
+          <w:sz w:val="24"/>
+          <w:szCs w:val="24"/>
+          <w:lang w:val="en-IN"/>
+        </w:rPr>
+        <w:t>rollNo</w:t>
+      </w:r>
+      <w:proofErr w:type="spellEnd"/>
+      <w:r>
+        <w:rPr>
+          <w:sz w:val="24"/>
+          <w:szCs w:val="24"/>
+          <w:lang w:val="en-IN"/>
+        </w:rPr>
+        <w:t xml:space="preserve"> + " in semester " + semester + ".");</w:t>
+      </w:r>
+    </w:p>
+    <w:p>
+      <w:pPr>
+        <w:rPr>
+          <w:sz w:val="24"/>
+          <w:szCs w:val="24"/>
+          <w:lang w:val="en-IN"/>
+        </w:rPr>
+      </w:pPr>
+      <w:r>
+        <w:rPr>
+          <w:sz w:val="24"/>
+          <w:szCs w:val="24"/>
+          <w:lang w:val="en-IN"/>
+        </w:rPr>
+        <w:t>                return;</w:t>
+      </w:r>
+    </w:p>
+    <w:p>
+      <w:pPr>
+        <w:rPr>
+          <w:sz w:val="24"/>
+          <w:szCs w:val="24"/>
+          <w:lang w:val="en-IN"/>
+        </w:rPr>
+      </w:pPr>
+      <w:r>
+        <w:rPr>
+          <w:sz w:val="24"/>
+          <w:szCs w:val="24"/>
+          <w:lang w:val="en-IN"/>
+        </w:rPr>
+        <w:t>            }</w:t>
+      </w:r>
+    </w:p>
+    <w:p>
+      <w:pPr>
+        <w:rPr>
+          <w:sz w:val="24"/>
+          <w:szCs w:val="24"/>
+          <w:lang w:val="en-IN"/>
+        </w:rPr>
+      </w:pPr>
+    </w:p>
+    <w:p>
+      <w:pPr>
+        <w:rPr>
+          <w:sz w:val="24"/>
+          <w:szCs w:val="24"/>
+          <w:lang w:val="en-IN"/>
+        </w:rPr>
+      </w:pPr>
+      <w:r>
+        <w:rPr>
+          <w:sz w:val="24"/>
+          <w:szCs w:val="24"/>
+          <w:lang w:val="en-IN"/>
+        </w:rPr>
+        <w:t>            String line = "=</w:t>
+      </w:r>
+      <w:proofErr w:type="gramStart"/>
+      <w:r>
+        <w:rPr>
+          <w:sz w:val="24"/>
+          <w:szCs w:val="24"/>
+          <w:lang w:val="en-IN"/>
+        </w:rPr>
+        <w:t>".repeat</w:t>
+      </w:r>
+      <w:proofErr w:type="gramEnd"/>
+      <w:r>
+        <w:rPr>
+          <w:sz w:val="24"/>
+          <w:szCs w:val="24"/>
+          <w:lang w:val="en-IN"/>
+        </w:rPr>
+        <w:t>(122);</w:t>
+      </w:r>
+    </w:p>
+    <w:p>
+      <w:pPr>
+        <w:rPr>
+          <w:sz w:val="24"/>
+          <w:szCs w:val="24"/>
+          <w:lang w:val="en-IN"/>
+        </w:rPr>
+      </w:pPr>
+      <w:r>
+        <w:rPr>
+          <w:sz w:val="24"/>
+          <w:szCs w:val="24"/>
+          <w:lang w:val="en-IN"/>
+        </w:rPr>
+        <w:t xml:space="preserve">            </w:t>
+      </w:r>
+      <w:proofErr w:type="spellStart"/>
+      <w:r>
+        <w:rPr>
+          <w:sz w:val="24"/>
+          <w:szCs w:val="24"/>
+          <w:lang w:val="en-IN"/>
+        </w:rPr>
+        <w:t>System.out.println</w:t>
+      </w:r>
+      <w:proofErr w:type="spellEnd"/>
+      <w:r>
+        <w:rPr>
+          <w:sz w:val="24"/>
+          <w:szCs w:val="24"/>
+          <w:lang w:val="en-IN"/>
+        </w:rPr>
+        <w:t>();</w:t>
+      </w:r>
+    </w:p>
+    <w:p>
+      <w:pPr>
+        <w:rPr>
+          <w:sz w:val="24"/>
+          <w:szCs w:val="24"/>
+          <w:lang w:val="en-IN"/>
+        </w:rPr>
+      </w:pPr>
+      <w:r>
+        <w:rPr>
+          <w:sz w:val="24"/>
+          <w:szCs w:val="24"/>
+          <w:lang w:val="en-IN"/>
+        </w:rPr>
+        <w:t xml:space="preserve">            </w:t>
+      </w:r>
+      <w:proofErr w:type="spellStart"/>
+      <w:r>
+        <w:rPr>
+          <w:sz w:val="24"/>
+          <w:szCs w:val="24"/>
+          <w:lang w:val="en-IN"/>
+        </w:rPr>
+        <w:t>System.out.println</w:t>
+      </w:r>
+      <w:proofErr w:type="spellEnd"/>
+      <w:r>
+        <w:rPr>
+          <w:sz w:val="24"/>
+          <w:szCs w:val="24"/>
+          <w:lang w:val="en-IN"/>
+        </w:rPr>
+        <w:t>(line);</w:t>
+      </w:r>
+    </w:p>
+    <w:p>
+      <w:pPr>
+        <w:rPr>
+          <w:sz w:val="24"/>
+          <w:szCs w:val="24"/>
+          <w:lang w:val="en-IN"/>
+        </w:rPr>
+      </w:pPr>
+      <w:r>
+        <w:rPr>
+          <w:sz w:val="24"/>
+          <w:szCs w:val="24"/>
+          <w:lang w:val="en-IN"/>
+        </w:rPr>
+        <w:t xml:space="preserve">            </w:t>
+      </w:r>
+      <w:proofErr w:type="spellStart"/>
+      <w:r>
+        <w:rPr>
+          <w:sz w:val="24"/>
+          <w:szCs w:val="24"/>
+          <w:lang w:val="en-IN"/>
+        </w:rPr>
+        <w:t>System.out.println</w:t>
+      </w:r>
+      <w:proofErr w:type="spellEnd"/>
+      <w:r>
+        <w:rPr>
+          <w:sz w:val="24"/>
+          <w:szCs w:val="24"/>
+          <w:lang w:val="en-IN"/>
+        </w:rPr>
+        <w:t>("                      KONGU ENGINEERING COLLEGE (AUTONOMOUS) - R2024");</w:t>
+      </w:r>
+    </w:p>
+    <w:p>
+      <w:pPr>
+        <w:rPr>
+          <w:sz w:val="24"/>
+          <w:szCs w:val="24"/>
+          <w:lang w:val="en-IN"/>
+        </w:rPr>
+      </w:pPr>
+      <w:r>
+        <w:rPr>
+          <w:sz w:val="24"/>
+          <w:szCs w:val="24"/>
+          <w:lang w:val="en-IN"/>
+        </w:rPr>
+        <w:t xml:space="preserve">            </w:t>
+      </w:r>
+      <w:proofErr w:type="spellStart"/>
+      <w:r>
+        <w:rPr>
+          <w:sz w:val="24"/>
+          <w:szCs w:val="24"/>
+          <w:lang w:val="en-IN"/>
+        </w:rPr>
+        <w:t>System.out.println</w:t>
+      </w:r>
+      <w:proofErr w:type="spellEnd"/>
+      <w:r>
+        <w:rPr>
+          <w:sz w:val="24"/>
+          <w:szCs w:val="24"/>
+          <w:lang w:val="en-IN"/>
+        </w:rPr>
+        <w:t>("                              SEMESTER GRADE SHEET");</w:t>
+      </w:r>
+    </w:p>
+    <w:p>
+      <w:pPr>
+        <w:rPr>
+          <w:sz w:val="24"/>
+          <w:szCs w:val="24"/>
+          <w:lang w:val="en-IN"/>
+        </w:rPr>
+      </w:pPr>
+      <w:r>
+        <w:rPr>
+          <w:sz w:val="24"/>
+          <w:szCs w:val="24"/>
+          <w:lang w:val="en-IN"/>
+        </w:rPr>
+        <w:t xml:space="preserve">            </w:t>
+      </w:r>
+      <w:proofErr w:type="spellStart"/>
+      <w:r>
+        <w:rPr>
+          <w:sz w:val="24"/>
+          <w:szCs w:val="24"/>
+          <w:lang w:val="en-IN"/>
+        </w:rPr>
+        <w:t>System.out.println</w:t>
+      </w:r>
+      <w:proofErr w:type="spellEnd"/>
+      <w:r>
+        <w:rPr>
+          <w:sz w:val="24"/>
+          <w:szCs w:val="24"/>
+          <w:lang w:val="en-IN"/>
+        </w:rPr>
+        <w:t>(line);</w:t>
+      </w:r>
+    </w:p>
+    <w:p>
+      <w:pPr>
+        <w:rPr>
+          <w:sz w:val="24"/>
+          <w:szCs w:val="24"/>
+          <w:lang w:val="en-IN"/>
+        </w:rPr>
+      </w:pPr>
+      <w:r>
+        <w:rPr>
+          <w:sz w:val="24"/>
+          <w:szCs w:val="24"/>
+          <w:lang w:val="en-IN"/>
+        </w:rPr>
+        <w:t xml:space="preserve">            </w:t>
+      </w:r>
+      <w:proofErr w:type="spellStart"/>
+      <w:r>
+        <w:rPr>
+          <w:sz w:val="24"/>
+          <w:szCs w:val="24"/>
+          <w:lang w:val="en-IN"/>
+        </w:rPr>
+        <w:t>System.out.println</w:t>
+      </w:r>
+      <w:proofErr w:type="spellEnd"/>
+      <w:r>
+        <w:rPr>
+          <w:sz w:val="24"/>
+          <w:szCs w:val="24"/>
+          <w:lang w:val="en-IN"/>
+        </w:rPr>
+        <w:t xml:space="preserve">("Roll </w:t>
+      </w:r>
+      <w:proofErr w:type="gramStart"/>
+      <w:r>
+        <w:rPr>
+          <w:sz w:val="24"/>
+          <w:szCs w:val="24"/>
+          <w:lang w:val="en-IN"/>
+        </w:rPr>
+        <w:t>No  :</w:t>
+      </w:r>
+      <w:proofErr w:type="gramEnd"/>
+      <w:r>
+        <w:rPr>
+          <w:sz w:val="24"/>
+          <w:szCs w:val="24"/>
+          <w:lang w:val="en-IN"/>
+        </w:rPr>
+        <w:t xml:space="preserve"> " + </w:t>
+      </w:r>
+      <w:proofErr w:type="spellStart"/>
+      <w:r>
+        <w:rPr>
+          <w:sz w:val="24"/>
+          <w:szCs w:val="24"/>
+          <w:lang w:val="en-IN"/>
+        </w:rPr>
+        <w:t>rollNo</w:t>
+      </w:r>
+      <w:proofErr w:type="spellEnd"/>
+      <w:r>
+        <w:rPr>
+          <w:sz w:val="24"/>
+          <w:szCs w:val="24"/>
+          <w:lang w:val="en-IN"/>
+        </w:rPr>
+        <w:t>);</w:t>
+      </w:r>
+    </w:p>
+    <w:p>
+      <w:pPr>
+        <w:rPr>
+          <w:sz w:val="24"/>
+          <w:szCs w:val="24"/>
+          <w:lang w:val="en-IN"/>
+        </w:rPr>
+      </w:pPr>
+      <w:r>
+        <w:rPr>
+          <w:sz w:val="24"/>
+          <w:szCs w:val="24"/>
+          <w:lang w:val="en-IN"/>
+        </w:rPr>
+        <w:t xml:space="preserve">            </w:t>
+      </w:r>
+      <w:proofErr w:type="spellStart"/>
+      <w:r>
+        <w:rPr>
+          <w:sz w:val="24"/>
+          <w:szCs w:val="24"/>
+          <w:lang w:val="en-IN"/>
+        </w:rPr>
+        <w:t>System.out.println</w:t>
+      </w:r>
+      <w:proofErr w:type="spellEnd"/>
+      <w:r>
+        <w:rPr>
+          <w:sz w:val="24"/>
+          <w:szCs w:val="24"/>
+          <w:lang w:val="en-IN"/>
+        </w:rPr>
+        <w:t xml:space="preserve">("Name   </w:t>
+      </w:r>
+      <w:proofErr w:type="gramStart"/>
+      <w:r>
+        <w:rPr>
+          <w:sz w:val="24"/>
+          <w:szCs w:val="24"/>
+          <w:lang w:val="en-IN"/>
+        </w:rPr>
+        <w:t>  :</w:t>
+      </w:r>
+      <w:proofErr w:type="gramEnd"/>
+      <w:r>
+        <w:rPr>
+          <w:sz w:val="24"/>
+          <w:szCs w:val="24"/>
+          <w:lang w:val="en-IN"/>
+        </w:rPr>
+        <w:t xml:space="preserve"> " + name);</w:t>
+      </w:r>
+    </w:p>
+    <w:p>
+      <w:pPr>
+        <w:rPr>
+          <w:sz w:val="24"/>
+          <w:szCs w:val="24"/>
+          <w:lang w:val="en-IN"/>
+        </w:rPr>
+      </w:pPr>
+      <w:r>
+        <w:rPr>
+          <w:sz w:val="24"/>
+          <w:szCs w:val="24"/>
+          <w:lang w:val="en-IN"/>
+        </w:rPr>
+        <w:t xml:space="preserve">            </w:t>
+      </w:r>
+      <w:proofErr w:type="spellStart"/>
+      <w:r>
+        <w:rPr>
+          <w:sz w:val="24"/>
+          <w:szCs w:val="24"/>
+          <w:lang w:val="en-IN"/>
+        </w:rPr>
+        <w:t>System.out.println</w:t>
+      </w:r>
+      <w:proofErr w:type="spellEnd"/>
+      <w:r>
+        <w:rPr>
+          <w:sz w:val="24"/>
+          <w:szCs w:val="24"/>
+          <w:lang w:val="en-IN"/>
+        </w:rPr>
+        <w:t xml:space="preserve">("Dept   </w:t>
+      </w:r>
+      <w:proofErr w:type="gramStart"/>
+      <w:r>
+        <w:rPr>
+          <w:sz w:val="24"/>
+          <w:szCs w:val="24"/>
+          <w:lang w:val="en-IN"/>
+        </w:rPr>
+        <w:t>  :</w:t>
+      </w:r>
+      <w:proofErr w:type="gramEnd"/>
+      <w:r>
+        <w:rPr>
+          <w:sz w:val="24"/>
+          <w:szCs w:val="24"/>
+          <w:lang w:val="en-IN"/>
+        </w:rPr>
+        <w:t xml:space="preserve"> " + dept + "          </w:t>
+      </w:r>
+      <w:proofErr w:type="gramStart"/>
+      <w:r>
+        <w:rPr>
+          <w:sz w:val="24"/>
+          <w:szCs w:val="24"/>
+          <w:lang w:val="en-IN"/>
+        </w:rPr>
+        <w:t>Semester :</w:t>
+      </w:r>
+      <w:proofErr w:type="gramEnd"/>
+      <w:r>
+        <w:rPr>
+          <w:sz w:val="24"/>
+          <w:szCs w:val="24"/>
+          <w:lang w:val="en-IN"/>
+        </w:rPr>
+        <w:t xml:space="preserve"> " + semester);</w:t>
+      </w:r>
+    </w:p>
+    <w:p>
+      <w:pPr>
+        <w:rPr>
+          <w:sz w:val="24"/>
+          <w:szCs w:val="24"/>
+          <w:lang w:val="en-IN"/>
+        </w:rPr>
+      </w:pPr>
+      <w:r>
+        <w:rPr>
+          <w:sz w:val="24"/>
+          <w:szCs w:val="24"/>
+          <w:lang w:val="en-IN"/>
+        </w:rPr>
+        <w:t xml:space="preserve">            </w:t>
+      </w:r>
+      <w:proofErr w:type="spellStart"/>
+      <w:r>
+        <w:rPr>
+          <w:sz w:val="24"/>
+          <w:szCs w:val="24"/>
+          <w:lang w:val="en-IN"/>
+        </w:rPr>
+        <w:t>System.out.println</w:t>
+      </w:r>
+      <w:proofErr w:type="spellEnd"/>
+      <w:r>
+        <w:rPr>
+          <w:sz w:val="24"/>
+          <w:szCs w:val="24"/>
+          <w:lang w:val="en-IN"/>
+        </w:rPr>
+        <w:t>(line);</w:t>
+      </w:r>
+    </w:p>
+    <w:p>
+      <w:pPr>
+        <w:rPr>
+          <w:sz w:val="24"/>
+          <w:szCs w:val="24"/>
+          <w:lang w:val="en-IN"/>
+        </w:rPr>
+      </w:pPr>
+      <w:r>
+        <w:rPr>
+          <w:sz w:val="24"/>
+          <w:szCs w:val="24"/>
+          <w:lang w:val="en-IN"/>
+        </w:rPr>
+        <w:t xml:space="preserve">            </w:t>
+      </w:r>
+      <w:proofErr w:type="spellStart"/>
+      <w:r>
+        <w:rPr>
+          <w:sz w:val="24"/>
+          <w:szCs w:val="24"/>
+          <w:lang w:val="en-IN"/>
+        </w:rPr>
+        <w:t>System.out.printf</w:t>
+      </w:r>
+      <w:proofErr w:type="spellEnd"/>
+      <w:r>
+        <w:rPr>
+          <w:sz w:val="24"/>
+          <w:szCs w:val="24"/>
+          <w:lang w:val="en-IN"/>
+        </w:rPr>
+        <w:t>("%-9s %-24s %2s %-9s %5s %8s %8s %5s %-5s %2s %-7s %</w:t>
+      </w:r>
+      <w:proofErr w:type="spellStart"/>
+      <w:r>
+        <w:rPr>
+          <w:sz w:val="24"/>
+          <w:szCs w:val="24"/>
+          <w:lang w:val="en-IN"/>
+        </w:rPr>
+        <w:t>s%n</w:t>
+      </w:r>
+      <w:proofErr w:type="spellEnd"/>
+      <w:r>
+        <w:rPr>
+          <w:sz w:val="24"/>
+          <w:szCs w:val="24"/>
+          <w:lang w:val="en-IN"/>
+        </w:rPr>
+        <w:t>",</w:t>
+      </w:r>
+    </w:p>
+    <w:p>
+      <w:pPr>
+        <w:rPr>
+          <w:sz w:val="24"/>
+          <w:szCs w:val="24"/>
+          <w:lang w:val="en-IN"/>
+        </w:rPr>
+      </w:pPr>
+      <w:r>
+        <w:rPr>
+          <w:sz w:val="24"/>
+          <w:szCs w:val="24"/>
+          <w:lang w:val="en-IN"/>
+        </w:rPr>
+        <w:t>                    "Code", "Course Title", "Cr", "Type", "</w:t>
+      </w:r>
+      <w:proofErr w:type="spellStart"/>
+      <w:r>
+        <w:rPr>
+          <w:sz w:val="24"/>
+          <w:szCs w:val="24"/>
+          <w:lang w:val="en-IN"/>
+        </w:rPr>
+        <w:t>Att</w:t>
+      </w:r>
+      <w:proofErr w:type="spellEnd"/>
+      <w:r>
+        <w:rPr>
+          <w:sz w:val="24"/>
+          <w:szCs w:val="24"/>
+          <w:lang w:val="en-IN"/>
+        </w:rPr>
+        <w:t>%", "CIA", "ESE", "Total",</w:t>
+      </w:r>
+    </w:p>
+    <w:p>
+      <w:pPr>
+        <w:rPr>
+          <w:sz w:val="24"/>
+          <w:szCs w:val="24"/>
+          <w:lang w:val="en-IN"/>
+        </w:rPr>
+      </w:pPr>
+      <w:r>
+        <w:rPr>
+          <w:sz w:val="24"/>
+          <w:szCs w:val="24"/>
+          <w:lang w:val="en-IN"/>
+        </w:rPr>
+        <w:t>                    "Grade", "GP", "Result", "Remark");</w:t>
+      </w:r>
+    </w:p>
+    <w:p>
+      <w:pPr>
+        <w:rPr>
+          <w:sz w:val="24"/>
+          <w:szCs w:val="24"/>
+          <w:lang w:val="en-IN"/>
+        </w:rPr>
+      </w:pPr>
+      <w:r>
+        <w:rPr>
+          <w:sz w:val="24"/>
+          <w:szCs w:val="24"/>
+          <w:lang w:val="en-IN"/>
+        </w:rPr>
+        <w:t xml:space="preserve">            </w:t>
+      </w:r>
+      <w:proofErr w:type="spellStart"/>
+      <w:r>
+        <w:rPr>
+          <w:sz w:val="24"/>
+          <w:szCs w:val="24"/>
+          <w:lang w:val="en-IN"/>
+        </w:rPr>
+        <w:t>System.out.println</w:t>
+      </w:r>
+      <w:proofErr w:type="spellEnd"/>
+      <w:r>
+        <w:rPr>
+          <w:sz w:val="24"/>
+          <w:szCs w:val="24"/>
+          <w:lang w:val="en-IN"/>
+        </w:rPr>
+        <w:t>("-</w:t>
+      </w:r>
+      <w:proofErr w:type="gramStart"/>
+      <w:r>
+        <w:rPr>
+          <w:sz w:val="24"/>
+          <w:szCs w:val="24"/>
+          <w:lang w:val="en-IN"/>
+        </w:rPr>
+        <w:t>".repeat</w:t>
+      </w:r>
+      <w:proofErr w:type="gramEnd"/>
+      <w:r>
+        <w:rPr>
+          <w:sz w:val="24"/>
+          <w:szCs w:val="24"/>
+          <w:lang w:val="en-IN"/>
+        </w:rPr>
+        <w:t>(122));</w:t>
+      </w:r>
+    </w:p>
+    <w:p>
+      <w:pPr>
+        <w:rPr>
+          <w:sz w:val="24"/>
+          <w:szCs w:val="24"/>
+          <w:lang w:val="en-IN"/>
+        </w:rPr>
+      </w:pPr>
+    </w:p>
+    <w:p>
+      <w:pPr>
+        <w:rPr>
+          <w:sz w:val="24"/>
+          <w:szCs w:val="24"/>
+          <w:lang w:val="en-IN"/>
+        </w:rPr>
+      </w:pPr>
+      <w:r>
+        <w:rPr>
+          <w:sz w:val="24"/>
+          <w:szCs w:val="24"/>
+          <w:lang w:val="en-IN"/>
+        </w:rPr>
+        <w:t>            for (</w:t>
+      </w:r>
+      <w:proofErr w:type="spellStart"/>
+      <w:r>
+        <w:rPr>
+          <w:sz w:val="24"/>
+          <w:szCs w:val="24"/>
+          <w:lang w:val="en-IN"/>
+        </w:rPr>
+        <w:t>CourseResult</w:t>
       </w:r>
       <w:proofErr w:type="spellEnd"/>
       <w:r>
@@ -27864,28 +28904,136 @@
           <w:szCs w:val="24"/>
           <w:lang w:val="en-IN"/>
         </w:rPr>
-        <w:t>= ?</w:t>
-      </w:r>
-      <w:proofErr w:type="gramEnd"/>
-      <w:r>
-        <w:rPr>
-          <w:sz w:val="24"/>
-          <w:szCs w:val="24"/>
-          <w:lang w:val="en-IN"/>
-        </w:rPr>
-        <w:t xml:space="preserve"> AND </w:t>
-      </w:r>
-      <w:proofErr w:type="spellStart"/>
-      <w:proofErr w:type="gramStart"/>
-      <w:r>
-        <w:rPr>
-          <w:sz w:val="24"/>
-          <w:szCs w:val="24"/>
-          <w:lang w:val="en-IN"/>
-        </w:rPr>
-        <w:t>e.semester</w:t>
-      </w:r>
-      <w:proofErr w:type="spellEnd"/>
+        <w:t>r :</w:t>
+      </w:r>
+      <w:proofErr w:type="gramEnd"/>
+      <w:r>
+        <w:rPr>
+          <w:sz w:val="24"/>
+          <w:szCs w:val="24"/>
+          <w:lang w:val="en-IN"/>
+        </w:rPr>
+        <w:t xml:space="preserve"> results) {</w:t>
+      </w:r>
+    </w:p>
+    <w:p>
+      <w:pPr>
+        <w:rPr>
+          <w:sz w:val="24"/>
+          <w:szCs w:val="24"/>
+          <w:lang w:val="en-IN"/>
+        </w:rPr>
+      </w:pPr>
+      <w:r>
+        <w:rPr>
+          <w:sz w:val="24"/>
+          <w:szCs w:val="24"/>
+          <w:lang w:val="en-IN"/>
+        </w:rPr>
+        <w:t xml:space="preserve">                </w:t>
+      </w:r>
+      <w:proofErr w:type="spellStart"/>
+      <w:proofErr w:type="gramStart"/>
+      <w:r>
+        <w:rPr>
+          <w:sz w:val="24"/>
+          <w:szCs w:val="24"/>
+          <w:lang w:val="en-IN"/>
+        </w:rPr>
+        <w:t>r.evaluate</w:t>
+      </w:r>
+      <w:proofErr w:type="spellEnd"/>
+      <w:proofErr w:type="gramEnd"/>
+      <w:r>
+        <w:rPr>
+          <w:sz w:val="24"/>
+          <w:szCs w:val="24"/>
+          <w:lang w:val="en-IN"/>
+        </w:rPr>
+        <w:t>();</w:t>
+      </w:r>
+    </w:p>
+    <w:p>
+      <w:pPr>
+        <w:rPr>
+          <w:sz w:val="24"/>
+          <w:szCs w:val="24"/>
+          <w:lang w:val="en-IN"/>
+        </w:rPr>
+      </w:pPr>
+      <w:r>
+        <w:rPr>
+          <w:sz w:val="24"/>
+          <w:szCs w:val="24"/>
+          <w:lang w:val="en-IN"/>
+        </w:rPr>
+        <w:t xml:space="preserve">                String </w:t>
+      </w:r>
+      <w:proofErr w:type="spellStart"/>
+      <w:r>
+        <w:rPr>
+          <w:sz w:val="24"/>
+          <w:szCs w:val="24"/>
+          <w:lang w:val="en-IN"/>
+        </w:rPr>
+        <w:t>cia</w:t>
+      </w:r>
+      <w:proofErr w:type="spellEnd"/>
+      <w:r>
+        <w:rPr>
+          <w:sz w:val="24"/>
+          <w:szCs w:val="24"/>
+          <w:lang w:val="en-IN"/>
+        </w:rPr>
+        <w:t xml:space="preserve"> = </w:t>
+      </w:r>
+      <w:proofErr w:type="spellStart"/>
+      <w:proofErr w:type="gramStart"/>
+      <w:r>
+        <w:rPr>
+          <w:sz w:val="24"/>
+          <w:szCs w:val="24"/>
+          <w:lang w:val="en-IN"/>
+        </w:rPr>
+        <w:t>r.ciaWeighted</w:t>
+      </w:r>
+      <w:proofErr w:type="spellEnd"/>
+      <w:proofErr w:type="gramEnd"/>
+      <w:r>
+        <w:rPr>
+          <w:sz w:val="24"/>
+          <w:szCs w:val="24"/>
+          <w:lang w:val="en-IN"/>
+        </w:rPr>
+        <w:t xml:space="preserve"> == </w:t>
+      </w:r>
+      <w:proofErr w:type="gramStart"/>
+      <w:r>
+        <w:rPr>
+          <w:sz w:val="24"/>
+          <w:szCs w:val="24"/>
+          <w:lang w:val="en-IN"/>
+        </w:rPr>
+        <w:t>null ?</w:t>
+      </w:r>
+      <w:proofErr w:type="gramEnd"/>
+      <w:r>
+        <w:rPr>
+          <w:sz w:val="24"/>
+          <w:szCs w:val="24"/>
+          <w:lang w:val="en-IN"/>
+        </w:rPr>
+        <w:t xml:space="preserve"> "-</w:t>
+      </w:r>
+      <w:proofErr w:type="gramStart"/>
+      <w:r>
+        <w:rPr>
+          <w:sz w:val="24"/>
+          <w:szCs w:val="24"/>
+          <w:lang w:val="en-IN"/>
+        </w:rPr>
+        <w:t>" :</w:t>
+      </w:r>
       <w:proofErr w:type="gramEnd"/>
       <w:r>
         <w:rPr>
@@ -27895,51 +29043,265 @@
         </w:rPr>
         <w:t xml:space="preserve"> </w:t>
       </w:r>
-      <w:proofErr w:type="gramStart"/>
-      <w:r>
-        <w:rPr>
-          <w:sz w:val="24"/>
-          <w:szCs w:val="24"/>
-          <w:lang w:val="en-IN"/>
-        </w:rPr>
-        <w:t>= ?</w:t>
-      </w:r>
-      <w:proofErr w:type="gramEnd"/>
-      <w:r>
-        <w:rPr>
-          <w:sz w:val="24"/>
-          <w:szCs w:val="24"/>
-          <w:lang w:val="en-IN"/>
-        </w:rPr>
-        <w:t xml:space="preserve"> ORDER BY </w:t>
-      </w:r>
-      <w:proofErr w:type="spellStart"/>
-      <w:proofErr w:type="gramStart"/>
-      <w:r>
-        <w:rPr>
-          <w:sz w:val="24"/>
-          <w:szCs w:val="24"/>
-          <w:lang w:val="en-IN"/>
-        </w:rPr>
-        <w:t>e.course</w:t>
-      </w:r>
-      <w:proofErr w:type="gramEnd"/>
-      <w:r>
-        <w:rPr>
-          <w:sz w:val="24"/>
-          <w:szCs w:val="24"/>
-          <w:lang w:val="en-IN"/>
-        </w:rPr>
-        <w:t>_code</w:t>
-      </w:r>
-      <w:proofErr w:type="spellEnd"/>
-      <w:r>
-        <w:rPr>
-          <w:sz w:val="24"/>
-          <w:szCs w:val="24"/>
-          <w:lang w:val="en-IN"/>
-        </w:rPr>
-        <w:t>")) {</w:t>
+      <w:proofErr w:type="spellStart"/>
+      <w:r>
+        <w:rPr>
+          <w:sz w:val="24"/>
+          <w:szCs w:val="24"/>
+          <w:lang w:val="en-IN"/>
+        </w:rPr>
+        <w:t>String.format</w:t>
+      </w:r>
+      <w:proofErr w:type="spellEnd"/>
+      <w:r>
+        <w:rPr>
+          <w:sz w:val="24"/>
+          <w:szCs w:val="24"/>
+          <w:lang w:val="en-IN"/>
+        </w:rPr>
+        <w:t xml:space="preserve">("%.2f", </w:t>
+      </w:r>
+      <w:proofErr w:type="spellStart"/>
+      <w:proofErr w:type="gramStart"/>
+      <w:r>
+        <w:rPr>
+          <w:sz w:val="24"/>
+          <w:szCs w:val="24"/>
+          <w:lang w:val="en-IN"/>
+        </w:rPr>
+        <w:t>r.ciaWeighted</w:t>
+      </w:r>
+      <w:proofErr w:type="spellEnd"/>
+      <w:proofErr w:type="gramEnd"/>
+      <w:r>
+        <w:rPr>
+          <w:sz w:val="24"/>
+          <w:szCs w:val="24"/>
+          <w:lang w:val="en-IN"/>
+        </w:rPr>
+        <w:t>);</w:t>
+      </w:r>
+    </w:p>
+    <w:p>
+      <w:pPr>
+        <w:rPr>
+          <w:sz w:val="24"/>
+          <w:szCs w:val="24"/>
+          <w:lang w:val="en-IN"/>
+        </w:rPr>
+      </w:pPr>
+      <w:r>
+        <w:rPr>
+          <w:sz w:val="24"/>
+          <w:szCs w:val="24"/>
+          <w:lang w:val="en-IN"/>
+        </w:rPr>
+        <w:t xml:space="preserve">                String ese = </w:t>
+      </w:r>
+      <w:proofErr w:type="spellStart"/>
+      <w:proofErr w:type="gramStart"/>
+      <w:r>
+        <w:rPr>
+          <w:sz w:val="24"/>
+          <w:szCs w:val="24"/>
+          <w:lang w:val="en-IN"/>
+        </w:rPr>
+        <w:t>r.eseWeighted</w:t>
+      </w:r>
+      <w:proofErr w:type="spellEnd"/>
+      <w:proofErr w:type="gramEnd"/>
+      <w:r>
+        <w:rPr>
+          <w:sz w:val="24"/>
+          <w:szCs w:val="24"/>
+          <w:lang w:val="en-IN"/>
+        </w:rPr>
+        <w:t xml:space="preserve"> == </w:t>
+      </w:r>
+      <w:proofErr w:type="gramStart"/>
+      <w:r>
+        <w:rPr>
+          <w:sz w:val="24"/>
+          <w:szCs w:val="24"/>
+          <w:lang w:val="en-IN"/>
+        </w:rPr>
+        <w:t>null ?</w:t>
+      </w:r>
+      <w:proofErr w:type="gramEnd"/>
+      <w:r>
+        <w:rPr>
+          <w:sz w:val="24"/>
+          <w:szCs w:val="24"/>
+          <w:lang w:val="en-IN"/>
+        </w:rPr>
+        <w:t xml:space="preserve"> "-</w:t>
+      </w:r>
+      <w:proofErr w:type="gramStart"/>
+      <w:r>
+        <w:rPr>
+          <w:sz w:val="24"/>
+          <w:szCs w:val="24"/>
+          <w:lang w:val="en-IN"/>
+        </w:rPr>
+        <w:t>" :</w:t>
+      </w:r>
+      <w:proofErr w:type="gramEnd"/>
+      <w:r>
+        <w:rPr>
+          <w:sz w:val="24"/>
+          <w:szCs w:val="24"/>
+          <w:lang w:val="en-IN"/>
+        </w:rPr>
+        <w:t xml:space="preserve"> </w:t>
+      </w:r>
+      <w:proofErr w:type="spellStart"/>
+      <w:r>
+        <w:rPr>
+          <w:sz w:val="24"/>
+          <w:szCs w:val="24"/>
+          <w:lang w:val="en-IN"/>
+        </w:rPr>
+        <w:t>String.format</w:t>
+      </w:r>
+      <w:proofErr w:type="spellEnd"/>
+      <w:r>
+        <w:rPr>
+          <w:sz w:val="24"/>
+          <w:szCs w:val="24"/>
+          <w:lang w:val="en-IN"/>
+        </w:rPr>
+        <w:t xml:space="preserve">("%.2f", </w:t>
+      </w:r>
+      <w:proofErr w:type="spellStart"/>
+      <w:proofErr w:type="gramStart"/>
+      <w:r>
+        <w:rPr>
+          <w:sz w:val="24"/>
+          <w:szCs w:val="24"/>
+          <w:lang w:val="en-IN"/>
+        </w:rPr>
+        <w:t>r.eseWeighted</w:t>
+      </w:r>
+      <w:proofErr w:type="spellEnd"/>
+      <w:proofErr w:type="gramEnd"/>
+      <w:r>
+        <w:rPr>
+          <w:sz w:val="24"/>
+          <w:szCs w:val="24"/>
+          <w:lang w:val="en-IN"/>
+        </w:rPr>
+        <w:t>);</w:t>
+      </w:r>
+    </w:p>
+    <w:p>
+      <w:pPr>
+        <w:rPr>
+          <w:sz w:val="24"/>
+          <w:szCs w:val="24"/>
+          <w:lang w:val="en-IN"/>
+        </w:rPr>
+      </w:pPr>
+      <w:r>
+        <w:rPr>
+          <w:sz w:val="24"/>
+          <w:szCs w:val="24"/>
+          <w:lang w:val="en-IN"/>
+        </w:rPr>
+        <w:t xml:space="preserve">                String total = </w:t>
+      </w:r>
+      <w:proofErr w:type="spellStart"/>
+      <w:proofErr w:type="gramStart"/>
+      <w:r>
+        <w:rPr>
+          <w:sz w:val="24"/>
+          <w:szCs w:val="24"/>
+          <w:lang w:val="en-IN"/>
+        </w:rPr>
+        <w:t>r.total</w:t>
+      </w:r>
+      <w:proofErr w:type="spellEnd"/>
+      <w:proofErr w:type="gramEnd"/>
+      <w:r>
+        <w:rPr>
+          <w:sz w:val="24"/>
+          <w:szCs w:val="24"/>
+          <w:lang w:val="en-IN"/>
+        </w:rPr>
+        <w:t xml:space="preserve"> == </w:t>
+      </w:r>
+      <w:proofErr w:type="gramStart"/>
+      <w:r>
+        <w:rPr>
+          <w:sz w:val="24"/>
+          <w:szCs w:val="24"/>
+          <w:lang w:val="en-IN"/>
+        </w:rPr>
+        <w:t>null ?</w:t>
+      </w:r>
+      <w:proofErr w:type="gramEnd"/>
+      <w:r>
+        <w:rPr>
+          <w:sz w:val="24"/>
+          <w:szCs w:val="24"/>
+          <w:lang w:val="en-IN"/>
+        </w:rPr>
+        <w:t xml:space="preserve"> "-</w:t>
+      </w:r>
+      <w:proofErr w:type="gramStart"/>
+      <w:r>
+        <w:rPr>
+          <w:sz w:val="24"/>
+          <w:szCs w:val="24"/>
+          <w:lang w:val="en-IN"/>
+        </w:rPr>
+        <w:t>" :</w:t>
+      </w:r>
+      <w:proofErr w:type="gramEnd"/>
+      <w:r>
+        <w:rPr>
+          <w:sz w:val="24"/>
+          <w:szCs w:val="24"/>
+          <w:lang w:val="en-IN"/>
+        </w:rPr>
+        <w:t xml:space="preserve"> </w:t>
+      </w:r>
+      <w:proofErr w:type="spellStart"/>
+      <w:r>
+        <w:rPr>
+          <w:sz w:val="24"/>
+          <w:szCs w:val="24"/>
+          <w:lang w:val="en-IN"/>
+        </w:rPr>
+        <w:t>String.valueOf</w:t>
+      </w:r>
+      <w:proofErr w:type="spellEnd"/>
+      <w:r>
+        <w:rPr>
+          <w:sz w:val="24"/>
+          <w:szCs w:val="24"/>
+          <w:lang w:val="en-IN"/>
+        </w:rPr>
+        <w:t>(</w:t>
+      </w:r>
+      <w:proofErr w:type="spellStart"/>
+      <w:proofErr w:type="gramStart"/>
+      <w:r>
+        <w:rPr>
+          <w:sz w:val="24"/>
+          <w:szCs w:val="24"/>
+          <w:lang w:val="en-IN"/>
+        </w:rPr>
+        <w:t>r.total</w:t>
+      </w:r>
+      <w:proofErr w:type="spellEnd"/>
+      <w:proofErr w:type="gramEnd"/>
+      <w:r>
+        <w:rPr>
+          <w:sz w:val="24"/>
+          <w:szCs w:val="24"/>
+          <w:lang w:val="en-IN"/>
+        </w:rPr>
+        <w:t>);</w:t>
       </w:r>
     </w:p>
     <w:p>
@@ -27959,858 +29321,6 @@
         <w:t xml:space="preserve">                </w:t>
       </w:r>
       <w:proofErr w:type="spellStart"/>
-      <w:proofErr w:type="gramStart"/>
-      <w:r>
-        <w:rPr>
-          <w:sz w:val="24"/>
-          <w:szCs w:val="24"/>
-          <w:lang w:val="en-IN"/>
-        </w:rPr>
-        <w:t>ps.setString</w:t>
-      </w:r>
-      <w:proofErr w:type="spellEnd"/>
-      <w:proofErr w:type="gramEnd"/>
-      <w:r>
-        <w:rPr>
-          <w:sz w:val="24"/>
-          <w:szCs w:val="24"/>
-          <w:lang w:val="en-IN"/>
-        </w:rPr>
-        <w:t xml:space="preserve">(1, </w:t>
-      </w:r>
-      <w:proofErr w:type="spellStart"/>
-      <w:r>
-        <w:rPr>
-          <w:sz w:val="24"/>
-          <w:szCs w:val="24"/>
-          <w:lang w:val="en-IN"/>
-        </w:rPr>
-        <w:t>rollNo</w:t>
-      </w:r>
-      <w:proofErr w:type="spellEnd"/>
-      <w:r>
-        <w:rPr>
-          <w:sz w:val="24"/>
-          <w:szCs w:val="24"/>
-          <w:lang w:val="en-IN"/>
-        </w:rPr>
-        <w:t>);</w:t>
-      </w:r>
-    </w:p>
-    <w:p>
-      <w:pPr>
-        <w:rPr>
-          <w:sz w:val="24"/>
-          <w:szCs w:val="24"/>
-          <w:lang w:val="en-IN"/>
-        </w:rPr>
-      </w:pPr>
-      <w:r>
-        <w:rPr>
-          <w:sz w:val="24"/>
-          <w:szCs w:val="24"/>
-          <w:lang w:val="en-IN"/>
-        </w:rPr>
-        <w:t xml:space="preserve">                </w:t>
-      </w:r>
-      <w:proofErr w:type="spellStart"/>
-      <w:proofErr w:type="gramStart"/>
-      <w:r>
-        <w:rPr>
-          <w:sz w:val="24"/>
-          <w:szCs w:val="24"/>
-          <w:lang w:val="en-IN"/>
-        </w:rPr>
-        <w:t>ps.setInt</w:t>
-      </w:r>
-      <w:proofErr w:type="spellEnd"/>
-      <w:proofErr w:type="gramEnd"/>
-      <w:r>
-        <w:rPr>
-          <w:sz w:val="24"/>
-          <w:szCs w:val="24"/>
-          <w:lang w:val="en-IN"/>
-        </w:rPr>
-        <w:t>(2, semester);</w:t>
-      </w:r>
-    </w:p>
-    <w:p>
-      <w:pPr>
-        <w:rPr>
-          <w:sz w:val="24"/>
-          <w:szCs w:val="24"/>
-          <w:lang w:val="en-IN"/>
-        </w:rPr>
-      </w:pPr>
-      <w:r>
-        <w:rPr>
-          <w:sz w:val="24"/>
-          <w:szCs w:val="24"/>
-          <w:lang w:val="en-IN"/>
-        </w:rPr>
-        <w:t>                try (</w:t>
-      </w:r>
-      <w:proofErr w:type="spellStart"/>
-      <w:r>
-        <w:rPr>
-          <w:sz w:val="24"/>
-          <w:szCs w:val="24"/>
-          <w:lang w:val="en-IN"/>
-        </w:rPr>
-        <w:t>ResultSet</w:t>
-      </w:r>
-      <w:proofErr w:type="spellEnd"/>
-      <w:r>
-        <w:rPr>
-          <w:sz w:val="24"/>
-          <w:szCs w:val="24"/>
-          <w:lang w:val="en-IN"/>
-        </w:rPr>
-        <w:t xml:space="preserve"> </w:t>
-      </w:r>
-      <w:proofErr w:type="spellStart"/>
-      <w:r>
-        <w:rPr>
-          <w:sz w:val="24"/>
-          <w:szCs w:val="24"/>
-          <w:lang w:val="en-IN"/>
-        </w:rPr>
-        <w:t>rs</w:t>
-      </w:r>
-      <w:proofErr w:type="spellEnd"/>
-      <w:r>
-        <w:rPr>
-          <w:sz w:val="24"/>
-          <w:szCs w:val="24"/>
-          <w:lang w:val="en-IN"/>
-        </w:rPr>
-        <w:t xml:space="preserve"> = </w:t>
-      </w:r>
-      <w:proofErr w:type="spellStart"/>
-      <w:proofErr w:type="gramStart"/>
-      <w:r>
-        <w:rPr>
-          <w:sz w:val="24"/>
-          <w:szCs w:val="24"/>
-          <w:lang w:val="en-IN"/>
-        </w:rPr>
-        <w:t>ps.executeQuery</w:t>
-      </w:r>
-      <w:proofErr w:type="spellEnd"/>
-      <w:proofErr w:type="gramEnd"/>
-      <w:r>
-        <w:rPr>
-          <w:sz w:val="24"/>
-          <w:szCs w:val="24"/>
-          <w:lang w:val="en-IN"/>
-        </w:rPr>
-        <w:t>()) {</w:t>
-      </w:r>
-    </w:p>
-    <w:p>
-      <w:pPr>
-        <w:rPr>
-          <w:sz w:val="24"/>
-          <w:szCs w:val="24"/>
-          <w:lang w:val="en-IN"/>
-        </w:rPr>
-      </w:pPr>
-      <w:r>
-        <w:rPr>
-          <w:sz w:val="24"/>
-          <w:szCs w:val="24"/>
-          <w:lang w:val="en-IN"/>
-        </w:rPr>
-        <w:t xml:space="preserve">                    results = </w:t>
-      </w:r>
-      <w:proofErr w:type="spellStart"/>
-      <w:r>
-        <w:rPr>
-          <w:sz w:val="24"/>
-          <w:szCs w:val="24"/>
-          <w:lang w:val="en-IN"/>
-        </w:rPr>
-        <w:t>readResults</w:t>
-      </w:r>
-      <w:proofErr w:type="spellEnd"/>
-      <w:r>
-        <w:rPr>
-          <w:sz w:val="24"/>
-          <w:szCs w:val="24"/>
-          <w:lang w:val="en-IN"/>
-        </w:rPr>
-        <w:t>(</w:t>
-      </w:r>
-      <w:proofErr w:type="spellStart"/>
-      <w:r>
-        <w:rPr>
-          <w:sz w:val="24"/>
-          <w:szCs w:val="24"/>
-          <w:lang w:val="en-IN"/>
-        </w:rPr>
-        <w:t>rs</w:t>
-      </w:r>
-      <w:proofErr w:type="spellEnd"/>
-      <w:r>
-        <w:rPr>
-          <w:sz w:val="24"/>
-          <w:szCs w:val="24"/>
-          <w:lang w:val="en-IN"/>
-        </w:rPr>
-        <w:t>);</w:t>
-      </w:r>
-    </w:p>
-    <w:p>
-      <w:pPr>
-        <w:rPr>
-          <w:sz w:val="24"/>
-          <w:szCs w:val="24"/>
-          <w:lang w:val="en-IN"/>
-        </w:rPr>
-      </w:pPr>
-      <w:r>
-        <w:rPr>
-          <w:sz w:val="24"/>
-          <w:szCs w:val="24"/>
-          <w:lang w:val="en-IN"/>
-        </w:rPr>
-        <w:t>                }</w:t>
-      </w:r>
-    </w:p>
-    <w:p>
-      <w:pPr>
-        <w:rPr>
-          <w:sz w:val="24"/>
-          <w:szCs w:val="24"/>
-          <w:lang w:val="en-IN"/>
-        </w:rPr>
-      </w:pPr>
-      <w:r>
-        <w:rPr>
-          <w:sz w:val="24"/>
-          <w:szCs w:val="24"/>
-          <w:lang w:val="en-IN"/>
-        </w:rPr>
-        <w:t>            }</w:t>
-      </w:r>
-    </w:p>
-    <w:p>
-      <w:pPr>
-        <w:rPr>
-          <w:sz w:val="24"/>
-          <w:szCs w:val="24"/>
-          <w:lang w:val="en-IN"/>
-        </w:rPr>
-      </w:pPr>
-    </w:p>
-    <w:p>
-      <w:pPr>
-        <w:rPr>
-          <w:sz w:val="24"/>
-          <w:szCs w:val="24"/>
-          <w:lang w:val="en-IN"/>
-        </w:rPr>
-      </w:pPr>
-      <w:r>
-        <w:rPr>
-          <w:sz w:val="24"/>
-          <w:szCs w:val="24"/>
-          <w:lang w:val="en-IN"/>
-        </w:rPr>
-        <w:t>            if (</w:t>
-      </w:r>
-      <w:proofErr w:type="spellStart"/>
-      <w:proofErr w:type="gramStart"/>
-      <w:r>
-        <w:rPr>
-          <w:sz w:val="24"/>
-          <w:szCs w:val="24"/>
-          <w:lang w:val="en-IN"/>
-        </w:rPr>
-        <w:t>results.isEmpty</w:t>
-      </w:r>
-      <w:proofErr w:type="spellEnd"/>
-      <w:proofErr w:type="gramEnd"/>
-      <w:r>
-        <w:rPr>
-          <w:sz w:val="24"/>
-          <w:szCs w:val="24"/>
-          <w:lang w:val="en-IN"/>
-        </w:rPr>
-        <w:t>()) {</w:t>
-      </w:r>
-    </w:p>
-    <w:p>
-      <w:pPr>
-        <w:rPr>
-          <w:sz w:val="24"/>
-          <w:szCs w:val="24"/>
-          <w:lang w:val="en-IN"/>
-        </w:rPr>
-      </w:pPr>
-      <w:r>
-        <w:rPr>
-          <w:sz w:val="24"/>
-          <w:szCs w:val="24"/>
-          <w:lang w:val="en-IN"/>
-        </w:rPr>
-        <w:t xml:space="preserve">                </w:t>
-      </w:r>
-      <w:proofErr w:type="spellStart"/>
-      <w:r>
-        <w:rPr>
-          <w:sz w:val="24"/>
-          <w:szCs w:val="24"/>
-          <w:lang w:val="en-IN"/>
-        </w:rPr>
-        <w:t>System.out.println</w:t>
-      </w:r>
-      <w:proofErr w:type="spellEnd"/>
-      <w:r>
-        <w:rPr>
-          <w:sz w:val="24"/>
-          <w:szCs w:val="24"/>
-          <w:lang w:val="en-IN"/>
-        </w:rPr>
-        <w:t xml:space="preserve">("No </w:t>
-      </w:r>
-      <w:proofErr w:type="spellStart"/>
-      <w:r>
-        <w:rPr>
-          <w:sz w:val="24"/>
-          <w:szCs w:val="24"/>
-          <w:lang w:val="en-IN"/>
-        </w:rPr>
-        <w:t>enrollments</w:t>
-      </w:r>
-      <w:proofErr w:type="spellEnd"/>
-      <w:r>
-        <w:rPr>
-          <w:sz w:val="24"/>
-          <w:szCs w:val="24"/>
-          <w:lang w:val="en-IN"/>
-        </w:rPr>
-        <w:t xml:space="preserve"> found for " + </w:t>
-      </w:r>
-      <w:proofErr w:type="spellStart"/>
-      <w:r>
-        <w:rPr>
-          <w:sz w:val="24"/>
-          <w:szCs w:val="24"/>
-          <w:lang w:val="en-IN"/>
-        </w:rPr>
-        <w:t>rollNo</w:t>
-      </w:r>
-      <w:proofErr w:type="spellEnd"/>
-      <w:r>
-        <w:rPr>
-          <w:sz w:val="24"/>
-          <w:szCs w:val="24"/>
-          <w:lang w:val="en-IN"/>
-        </w:rPr>
-        <w:t xml:space="preserve"> + " in semester " + semester + ".");</w:t>
-      </w:r>
-    </w:p>
-    <w:p>
-      <w:pPr>
-        <w:rPr>
-          <w:sz w:val="24"/>
-          <w:szCs w:val="24"/>
-          <w:lang w:val="en-IN"/>
-        </w:rPr>
-      </w:pPr>
-      <w:r>
-        <w:rPr>
-          <w:sz w:val="24"/>
-          <w:szCs w:val="24"/>
-          <w:lang w:val="en-IN"/>
-        </w:rPr>
-        <w:t>                return;</w:t>
-      </w:r>
-    </w:p>
-    <w:p>
-      <w:pPr>
-        <w:rPr>
-          <w:sz w:val="24"/>
-          <w:szCs w:val="24"/>
-          <w:lang w:val="en-IN"/>
-        </w:rPr>
-      </w:pPr>
-      <w:r>
-        <w:rPr>
-          <w:sz w:val="24"/>
-          <w:szCs w:val="24"/>
-          <w:lang w:val="en-IN"/>
-        </w:rPr>
-        <w:t>            }</w:t>
-      </w:r>
-    </w:p>
-    <w:p>
-      <w:pPr>
-        <w:rPr>
-          <w:sz w:val="24"/>
-          <w:szCs w:val="24"/>
-          <w:lang w:val="en-IN"/>
-        </w:rPr>
-      </w:pPr>
-    </w:p>
-    <w:p>
-      <w:pPr>
-        <w:rPr>
-          <w:sz w:val="24"/>
-          <w:szCs w:val="24"/>
-          <w:lang w:val="en-IN"/>
-        </w:rPr>
-      </w:pPr>
-      <w:r>
-        <w:rPr>
-          <w:sz w:val="24"/>
-          <w:szCs w:val="24"/>
-          <w:lang w:val="en-IN"/>
-        </w:rPr>
-        <w:t>            String line = "=</w:t>
-      </w:r>
-      <w:proofErr w:type="gramStart"/>
-      <w:r>
-        <w:rPr>
-          <w:sz w:val="24"/>
-          <w:szCs w:val="24"/>
-          <w:lang w:val="en-IN"/>
-        </w:rPr>
-        <w:t>".repeat</w:t>
-      </w:r>
-      <w:proofErr w:type="gramEnd"/>
-      <w:r>
-        <w:rPr>
-          <w:sz w:val="24"/>
-          <w:szCs w:val="24"/>
-          <w:lang w:val="en-IN"/>
-        </w:rPr>
-        <w:t>(122);</w:t>
-      </w:r>
-    </w:p>
-    <w:p>
-      <w:pPr>
-        <w:rPr>
-          <w:sz w:val="24"/>
-          <w:szCs w:val="24"/>
-          <w:lang w:val="en-IN"/>
-        </w:rPr>
-      </w:pPr>
-      <w:r>
-        <w:rPr>
-          <w:sz w:val="24"/>
-          <w:szCs w:val="24"/>
-          <w:lang w:val="en-IN"/>
-        </w:rPr>
-        <w:t xml:space="preserve">            </w:t>
-      </w:r>
-      <w:proofErr w:type="spellStart"/>
-      <w:r>
-        <w:rPr>
-          <w:sz w:val="24"/>
-          <w:szCs w:val="24"/>
-          <w:lang w:val="en-IN"/>
-        </w:rPr>
-        <w:t>System.out.println</w:t>
-      </w:r>
-      <w:proofErr w:type="spellEnd"/>
-      <w:r>
-        <w:rPr>
-          <w:sz w:val="24"/>
-          <w:szCs w:val="24"/>
-          <w:lang w:val="en-IN"/>
-        </w:rPr>
-        <w:t>();</w:t>
-      </w:r>
-    </w:p>
-    <w:p>
-      <w:pPr>
-        <w:rPr>
-          <w:sz w:val="24"/>
-          <w:szCs w:val="24"/>
-          <w:lang w:val="en-IN"/>
-        </w:rPr>
-      </w:pPr>
-      <w:r>
-        <w:rPr>
-          <w:sz w:val="24"/>
-          <w:szCs w:val="24"/>
-          <w:lang w:val="en-IN"/>
-        </w:rPr>
-        <w:t xml:space="preserve">            </w:t>
-      </w:r>
-      <w:proofErr w:type="spellStart"/>
-      <w:r>
-        <w:rPr>
-          <w:sz w:val="24"/>
-          <w:szCs w:val="24"/>
-          <w:lang w:val="en-IN"/>
-        </w:rPr>
-        <w:t>System.out.println</w:t>
-      </w:r>
-      <w:proofErr w:type="spellEnd"/>
-      <w:r>
-        <w:rPr>
-          <w:sz w:val="24"/>
-          <w:szCs w:val="24"/>
-          <w:lang w:val="en-IN"/>
-        </w:rPr>
-        <w:t>(line);</w:t>
-      </w:r>
-    </w:p>
-    <w:p>
-      <w:pPr>
-        <w:rPr>
-          <w:sz w:val="24"/>
-          <w:szCs w:val="24"/>
-          <w:lang w:val="en-IN"/>
-        </w:rPr>
-      </w:pPr>
-      <w:r>
-        <w:rPr>
-          <w:sz w:val="24"/>
-          <w:szCs w:val="24"/>
-          <w:lang w:val="en-IN"/>
-        </w:rPr>
-        <w:t xml:space="preserve">            </w:t>
-      </w:r>
-      <w:proofErr w:type="spellStart"/>
-      <w:r>
-        <w:rPr>
-          <w:sz w:val="24"/>
-          <w:szCs w:val="24"/>
-          <w:lang w:val="en-IN"/>
-        </w:rPr>
-        <w:t>System.out.println</w:t>
-      </w:r>
-      <w:proofErr w:type="spellEnd"/>
-      <w:r>
-        <w:rPr>
-          <w:sz w:val="24"/>
-          <w:szCs w:val="24"/>
-          <w:lang w:val="en-IN"/>
-        </w:rPr>
-        <w:t>("                      KONGU ENGINEERING COLLEGE (AUTONOMOUS) - R2024");</w:t>
-      </w:r>
-    </w:p>
-    <w:p>
-      <w:pPr>
-        <w:rPr>
-          <w:sz w:val="24"/>
-          <w:szCs w:val="24"/>
-          <w:lang w:val="en-IN"/>
-        </w:rPr>
-      </w:pPr>
-      <w:r>
-        <w:rPr>
-          <w:sz w:val="24"/>
-          <w:szCs w:val="24"/>
-          <w:lang w:val="en-IN"/>
-        </w:rPr>
-        <w:t xml:space="preserve">            </w:t>
-      </w:r>
-      <w:proofErr w:type="spellStart"/>
-      <w:r>
-        <w:rPr>
-          <w:sz w:val="24"/>
-          <w:szCs w:val="24"/>
-          <w:lang w:val="en-IN"/>
-        </w:rPr>
-        <w:t>System.out.println</w:t>
-      </w:r>
-      <w:proofErr w:type="spellEnd"/>
-      <w:r>
-        <w:rPr>
-          <w:sz w:val="24"/>
-          <w:szCs w:val="24"/>
-          <w:lang w:val="en-IN"/>
-        </w:rPr>
-        <w:t>("                              SEMESTER GRADE SHEET");</w:t>
-      </w:r>
-    </w:p>
-    <w:p>
-      <w:pPr>
-        <w:rPr>
-          <w:sz w:val="24"/>
-          <w:szCs w:val="24"/>
-          <w:lang w:val="en-IN"/>
-        </w:rPr>
-      </w:pPr>
-      <w:r>
-        <w:rPr>
-          <w:sz w:val="24"/>
-          <w:szCs w:val="24"/>
-          <w:lang w:val="en-IN"/>
-        </w:rPr>
-        <w:t xml:space="preserve">            </w:t>
-      </w:r>
-      <w:proofErr w:type="spellStart"/>
-      <w:r>
-        <w:rPr>
-          <w:sz w:val="24"/>
-          <w:szCs w:val="24"/>
-          <w:lang w:val="en-IN"/>
-        </w:rPr>
-        <w:t>System.out.println</w:t>
-      </w:r>
-      <w:proofErr w:type="spellEnd"/>
-      <w:r>
-        <w:rPr>
-          <w:sz w:val="24"/>
-          <w:szCs w:val="24"/>
-          <w:lang w:val="en-IN"/>
-        </w:rPr>
-        <w:t>(line);</w:t>
-      </w:r>
-    </w:p>
-    <w:p>
-      <w:pPr>
-        <w:rPr>
-          <w:sz w:val="24"/>
-          <w:szCs w:val="24"/>
-          <w:lang w:val="en-IN"/>
-        </w:rPr>
-      </w:pPr>
-      <w:r>
-        <w:rPr>
-          <w:sz w:val="24"/>
-          <w:szCs w:val="24"/>
-          <w:lang w:val="en-IN"/>
-        </w:rPr>
-        <w:t xml:space="preserve">            </w:t>
-      </w:r>
-      <w:proofErr w:type="spellStart"/>
-      <w:r>
-        <w:rPr>
-          <w:sz w:val="24"/>
-          <w:szCs w:val="24"/>
-          <w:lang w:val="en-IN"/>
-        </w:rPr>
-        <w:t>System.out.println</w:t>
-      </w:r>
-      <w:proofErr w:type="spellEnd"/>
-      <w:r>
-        <w:rPr>
-          <w:sz w:val="24"/>
-          <w:szCs w:val="24"/>
-          <w:lang w:val="en-IN"/>
-        </w:rPr>
-        <w:t xml:space="preserve">("Roll </w:t>
-      </w:r>
-      <w:proofErr w:type="gramStart"/>
-      <w:r>
-        <w:rPr>
-          <w:sz w:val="24"/>
-          <w:szCs w:val="24"/>
-          <w:lang w:val="en-IN"/>
-        </w:rPr>
-        <w:t>No  :</w:t>
-      </w:r>
-      <w:proofErr w:type="gramEnd"/>
-      <w:r>
-        <w:rPr>
-          <w:sz w:val="24"/>
-          <w:szCs w:val="24"/>
-          <w:lang w:val="en-IN"/>
-        </w:rPr>
-        <w:t xml:space="preserve"> " + </w:t>
-      </w:r>
-      <w:proofErr w:type="spellStart"/>
-      <w:r>
-        <w:rPr>
-          <w:sz w:val="24"/>
-          <w:szCs w:val="24"/>
-          <w:lang w:val="en-IN"/>
-        </w:rPr>
-        <w:t>rollNo</w:t>
-      </w:r>
-      <w:proofErr w:type="spellEnd"/>
-      <w:r>
-        <w:rPr>
-          <w:sz w:val="24"/>
-          <w:szCs w:val="24"/>
-          <w:lang w:val="en-IN"/>
-        </w:rPr>
-        <w:t>);</w:t>
-      </w:r>
-    </w:p>
-    <w:p>
-      <w:pPr>
-        <w:rPr>
-          <w:sz w:val="24"/>
-          <w:szCs w:val="24"/>
-          <w:lang w:val="en-IN"/>
-        </w:rPr>
-      </w:pPr>
-      <w:r>
-        <w:rPr>
-          <w:sz w:val="24"/>
-          <w:szCs w:val="24"/>
-          <w:lang w:val="en-IN"/>
-        </w:rPr>
-        <w:t xml:space="preserve">            </w:t>
-      </w:r>
-      <w:proofErr w:type="spellStart"/>
-      <w:r>
-        <w:rPr>
-          <w:sz w:val="24"/>
-          <w:szCs w:val="24"/>
-          <w:lang w:val="en-IN"/>
-        </w:rPr>
-        <w:t>System.out.println</w:t>
-      </w:r>
-      <w:proofErr w:type="spellEnd"/>
-      <w:r>
-        <w:rPr>
-          <w:sz w:val="24"/>
-          <w:szCs w:val="24"/>
-          <w:lang w:val="en-IN"/>
-        </w:rPr>
-        <w:t xml:space="preserve">("Name   </w:t>
-      </w:r>
-      <w:proofErr w:type="gramStart"/>
-      <w:r>
-        <w:rPr>
-          <w:sz w:val="24"/>
-          <w:szCs w:val="24"/>
-          <w:lang w:val="en-IN"/>
-        </w:rPr>
-        <w:t>  :</w:t>
-      </w:r>
-      <w:proofErr w:type="gramEnd"/>
-      <w:r>
-        <w:rPr>
-          <w:sz w:val="24"/>
-          <w:szCs w:val="24"/>
-          <w:lang w:val="en-IN"/>
-        </w:rPr>
-        <w:t xml:space="preserve"> " + name);</w:t>
-      </w:r>
-    </w:p>
-    <w:p>
-      <w:pPr>
-        <w:rPr>
-          <w:sz w:val="24"/>
-          <w:szCs w:val="24"/>
-          <w:lang w:val="en-IN"/>
-        </w:rPr>
-      </w:pPr>
-      <w:r>
-        <w:rPr>
-          <w:sz w:val="24"/>
-          <w:szCs w:val="24"/>
-          <w:lang w:val="en-IN"/>
-        </w:rPr>
-        <w:t xml:space="preserve">            </w:t>
-      </w:r>
-      <w:proofErr w:type="spellStart"/>
-      <w:r>
-        <w:rPr>
-          <w:sz w:val="24"/>
-          <w:szCs w:val="24"/>
-          <w:lang w:val="en-IN"/>
-        </w:rPr>
-        <w:t>System.out.println</w:t>
-      </w:r>
-      <w:proofErr w:type="spellEnd"/>
-      <w:r>
-        <w:rPr>
-          <w:sz w:val="24"/>
-          <w:szCs w:val="24"/>
-          <w:lang w:val="en-IN"/>
-        </w:rPr>
-        <w:t xml:space="preserve">("Dept   </w:t>
-      </w:r>
-      <w:proofErr w:type="gramStart"/>
-      <w:r>
-        <w:rPr>
-          <w:sz w:val="24"/>
-          <w:szCs w:val="24"/>
-          <w:lang w:val="en-IN"/>
-        </w:rPr>
-        <w:t>  :</w:t>
-      </w:r>
-      <w:proofErr w:type="gramEnd"/>
-      <w:r>
-        <w:rPr>
-          <w:sz w:val="24"/>
-          <w:szCs w:val="24"/>
-          <w:lang w:val="en-IN"/>
-        </w:rPr>
-        <w:t xml:space="preserve"> " + dept + "          </w:t>
-      </w:r>
-      <w:proofErr w:type="gramStart"/>
-      <w:r>
-        <w:rPr>
-          <w:sz w:val="24"/>
-          <w:szCs w:val="24"/>
-          <w:lang w:val="en-IN"/>
-        </w:rPr>
-        <w:t>Semester :</w:t>
-      </w:r>
-      <w:proofErr w:type="gramEnd"/>
-      <w:r>
-        <w:rPr>
-          <w:sz w:val="24"/>
-          <w:szCs w:val="24"/>
-          <w:lang w:val="en-IN"/>
-        </w:rPr>
-        <w:t xml:space="preserve"> " + semester);</w:t>
-      </w:r>
-    </w:p>
-    <w:p>
-      <w:pPr>
-        <w:rPr>
-          <w:sz w:val="24"/>
-          <w:szCs w:val="24"/>
-          <w:lang w:val="en-IN"/>
-        </w:rPr>
-      </w:pPr>
-      <w:r>
-        <w:rPr>
-          <w:sz w:val="24"/>
-          <w:szCs w:val="24"/>
-          <w:lang w:val="en-IN"/>
-        </w:rPr>
-        <w:t xml:space="preserve">            </w:t>
-      </w:r>
-      <w:proofErr w:type="spellStart"/>
-      <w:r>
-        <w:rPr>
-          <w:sz w:val="24"/>
-          <w:szCs w:val="24"/>
-          <w:lang w:val="en-IN"/>
-        </w:rPr>
-        <w:t>System.out.println</w:t>
-      </w:r>
-      <w:proofErr w:type="spellEnd"/>
-      <w:r>
-        <w:rPr>
-          <w:sz w:val="24"/>
-          <w:szCs w:val="24"/>
-          <w:lang w:val="en-IN"/>
-        </w:rPr>
-        <w:t>(line);</w:t>
-      </w:r>
-    </w:p>
-    <w:p>
-      <w:pPr>
-        <w:rPr>
-          <w:sz w:val="24"/>
-          <w:szCs w:val="24"/>
-          <w:lang w:val="en-IN"/>
-        </w:rPr>
-      </w:pPr>
-      <w:r>
-        <w:rPr>
-          <w:sz w:val="24"/>
-          <w:szCs w:val="24"/>
-          <w:lang w:val="en-IN"/>
-        </w:rPr>
-        <w:t xml:space="preserve">            </w:t>
-      </w:r>
-      <w:proofErr w:type="spellStart"/>
       <w:r>
         <w:rPr>
           <w:sz w:val="24"/>
@@ -28826,7 +29336,7 @@
           <w:szCs w:val="24"/>
           <w:lang w:val="en-IN"/>
         </w:rPr>
-        <w:t>("%-9s %-24s %2s %-9s %5s %8s %8s %5s %-5s %2s %-7s %</w:t>
+        <w:t>("%-9s %-24s %2d %-9s %5.1f %8s %8s %5s %-5s %2d %-7s %</w:t>
       </w:r>
       <w:proofErr w:type="spellStart"/>
       <w:r>
@@ -28861,211 +29371,130 @@
           <w:szCs w:val="24"/>
           <w:lang w:val="en-IN"/>
         </w:rPr>
-        <w:t>                    "Code", "Course Title", "Cr", "Type", "</w:t>
-      </w:r>
-      <w:proofErr w:type="spellStart"/>
-      <w:r>
-        <w:rPr>
-          <w:sz w:val="24"/>
-          <w:szCs w:val="24"/>
-          <w:lang w:val="en-IN"/>
-        </w:rPr>
-        <w:t>Att</w:t>
-      </w:r>
-      <w:proofErr w:type="spellEnd"/>
-      <w:r>
-        <w:rPr>
-          <w:sz w:val="24"/>
-          <w:szCs w:val="24"/>
-          <w:lang w:val="en-IN"/>
-        </w:rPr>
-        <w:t>%", "CIA", "ESE", "Total",</w:t>
-      </w:r>
-    </w:p>
-    <w:p>
-      <w:pPr>
-        <w:rPr>
-          <w:sz w:val="24"/>
-          <w:szCs w:val="24"/>
-          <w:lang w:val="en-IN"/>
-        </w:rPr>
-      </w:pPr>
-      <w:r>
-        <w:rPr>
-          <w:sz w:val="24"/>
-          <w:szCs w:val="24"/>
-          <w:lang w:val="en-IN"/>
-        </w:rPr>
-        <w:t>                    "Grade", "GP", "Result", "Remark");</w:t>
-      </w:r>
-    </w:p>
-    <w:p>
-      <w:pPr>
-        <w:rPr>
-          <w:sz w:val="24"/>
-          <w:szCs w:val="24"/>
-          <w:lang w:val="en-IN"/>
-        </w:rPr>
-      </w:pPr>
-      <w:r>
-        <w:rPr>
-          <w:sz w:val="24"/>
-          <w:szCs w:val="24"/>
-          <w:lang w:val="en-IN"/>
-        </w:rPr>
-        <w:t xml:space="preserve">            </w:t>
-      </w:r>
-      <w:proofErr w:type="spellStart"/>
-      <w:r>
-        <w:rPr>
-          <w:sz w:val="24"/>
-          <w:szCs w:val="24"/>
-          <w:lang w:val="en-IN"/>
-        </w:rPr>
-        <w:t>System.out.println</w:t>
-      </w:r>
-      <w:proofErr w:type="spellEnd"/>
-      <w:r>
-        <w:rPr>
-          <w:sz w:val="24"/>
-          <w:szCs w:val="24"/>
-          <w:lang w:val="en-IN"/>
-        </w:rPr>
-        <w:t>("-</w:t>
-      </w:r>
-      <w:proofErr w:type="gramStart"/>
-      <w:r>
-        <w:rPr>
-          <w:sz w:val="24"/>
-          <w:szCs w:val="24"/>
-          <w:lang w:val="en-IN"/>
-        </w:rPr>
-        <w:t>".repeat</w:t>
-      </w:r>
-      <w:proofErr w:type="gramEnd"/>
-      <w:r>
-        <w:rPr>
-          <w:sz w:val="24"/>
-          <w:szCs w:val="24"/>
-          <w:lang w:val="en-IN"/>
-        </w:rPr>
-        <w:t>(122));</w:t>
-      </w:r>
-    </w:p>
-    <w:p>
-      <w:pPr>
-        <w:rPr>
-          <w:sz w:val="24"/>
-          <w:szCs w:val="24"/>
-          <w:lang w:val="en-IN"/>
-        </w:rPr>
-      </w:pPr>
-    </w:p>
-    <w:p>
-      <w:pPr>
-        <w:rPr>
-          <w:sz w:val="24"/>
-          <w:szCs w:val="24"/>
-          <w:lang w:val="en-IN"/>
-        </w:rPr>
-      </w:pPr>
-      <w:r>
-        <w:rPr>
-          <w:sz w:val="24"/>
-          <w:szCs w:val="24"/>
-          <w:lang w:val="en-IN"/>
-        </w:rPr>
-        <w:t>            for (</w:t>
-      </w:r>
-      <w:proofErr w:type="spellStart"/>
-      <w:r>
-        <w:rPr>
-          <w:sz w:val="24"/>
-          <w:szCs w:val="24"/>
-          <w:lang w:val="en-IN"/>
-        </w:rPr>
-        <w:t>CourseResult</w:t>
-      </w:r>
-      <w:proofErr w:type="spellEnd"/>
-      <w:r>
-        <w:rPr>
-          <w:sz w:val="24"/>
-          <w:szCs w:val="24"/>
-          <w:lang w:val="en-IN"/>
-        </w:rPr>
-        <w:t xml:space="preserve"> </w:t>
-      </w:r>
-      <w:proofErr w:type="gramStart"/>
-      <w:r>
-        <w:rPr>
-          <w:sz w:val="24"/>
-          <w:szCs w:val="24"/>
-          <w:lang w:val="en-IN"/>
-        </w:rPr>
-        <w:t>r :</w:t>
-      </w:r>
-      <w:proofErr w:type="gramEnd"/>
-      <w:r>
-        <w:rPr>
-          <w:sz w:val="24"/>
-          <w:szCs w:val="24"/>
-          <w:lang w:val="en-IN"/>
-        </w:rPr>
-        <w:t xml:space="preserve"> results) {</w:t>
-      </w:r>
-    </w:p>
-    <w:p>
-      <w:pPr>
-        <w:rPr>
-          <w:sz w:val="24"/>
-          <w:szCs w:val="24"/>
-          <w:lang w:val="en-IN"/>
-        </w:rPr>
-      </w:pPr>
-      <w:r>
-        <w:rPr>
-          <w:sz w:val="24"/>
-          <w:szCs w:val="24"/>
-          <w:lang w:val="en-IN"/>
-        </w:rPr>
-        <w:t xml:space="preserve">                </w:t>
-      </w:r>
-      <w:proofErr w:type="spellStart"/>
-      <w:proofErr w:type="gramStart"/>
-      <w:r>
-        <w:rPr>
-          <w:sz w:val="24"/>
-          <w:szCs w:val="24"/>
-          <w:lang w:val="en-IN"/>
-        </w:rPr>
-        <w:t>r.evaluate</w:t>
-      </w:r>
-      <w:proofErr w:type="spellEnd"/>
-      <w:proofErr w:type="gramEnd"/>
-      <w:r>
-        <w:rPr>
-          <w:sz w:val="24"/>
-          <w:szCs w:val="24"/>
-          <w:lang w:val="en-IN"/>
-        </w:rPr>
-        <w:t>();</w:t>
-      </w:r>
-    </w:p>
-    <w:p>
-      <w:pPr>
-        <w:rPr>
-          <w:sz w:val="24"/>
-          <w:szCs w:val="24"/>
-          <w:lang w:val="en-IN"/>
-        </w:rPr>
-      </w:pPr>
-      <w:r>
-        <w:rPr>
-          <w:sz w:val="24"/>
-          <w:szCs w:val="24"/>
-          <w:lang w:val="en-IN"/>
-        </w:rPr>
-        <w:t xml:space="preserve">                String </w:t>
+        <w:t xml:space="preserve">                        </w:t>
+      </w:r>
+      <w:proofErr w:type="spellStart"/>
+      <w:proofErr w:type="gramStart"/>
+      <w:r>
+        <w:rPr>
+          <w:sz w:val="24"/>
+          <w:szCs w:val="24"/>
+          <w:lang w:val="en-IN"/>
+        </w:rPr>
+        <w:t>r.courseCode</w:t>
+      </w:r>
+      <w:proofErr w:type="spellEnd"/>
+      <w:proofErr w:type="gramEnd"/>
+      <w:r>
+        <w:rPr>
+          <w:sz w:val="24"/>
+          <w:szCs w:val="24"/>
+          <w:lang w:val="en-IN"/>
+        </w:rPr>
+        <w:t xml:space="preserve">, </w:t>
+      </w:r>
+      <w:proofErr w:type="gramStart"/>
+      <w:r>
+        <w:rPr>
+          <w:sz w:val="24"/>
+          <w:szCs w:val="24"/>
+          <w:lang w:val="en-IN"/>
+        </w:rPr>
+        <w:t>cut(</w:t>
+      </w:r>
+      <w:proofErr w:type="spellStart"/>
+      <w:r>
+        <w:rPr>
+          <w:sz w:val="24"/>
+          <w:szCs w:val="24"/>
+          <w:lang w:val="en-IN"/>
+        </w:rPr>
+        <w:t>r.title</w:t>
+      </w:r>
+      <w:proofErr w:type="spellEnd"/>
+      <w:proofErr w:type="gramEnd"/>
+      <w:r>
+        <w:rPr>
+          <w:sz w:val="24"/>
+          <w:szCs w:val="24"/>
+          <w:lang w:val="en-IN"/>
+        </w:rPr>
+        <w:t xml:space="preserve">, 24), </w:t>
+      </w:r>
+      <w:proofErr w:type="spellStart"/>
+      <w:proofErr w:type="gramStart"/>
+      <w:r>
+        <w:rPr>
+          <w:sz w:val="24"/>
+          <w:szCs w:val="24"/>
+          <w:lang w:val="en-IN"/>
+        </w:rPr>
+        <w:t>r.credits</w:t>
+      </w:r>
+      <w:proofErr w:type="spellEnd"/>
+      <w:proofErr w:type="gramEnd"/>
+      <w:r>
+        <w:rPr>
+          <w:sz w:val="24"/>
+          <w:szCs w:val="24"/>
+          <w:lang w:val="en-IN"/>
+        </w:rPr>
+        <w:t xml:space="preserve">, </w:t>
+      </w:r>
+      <w:proofErr w:type="spellStart"/>
+      <w:proofErr w:type="gramStart"/>
+      <w:r>
+        <w:rPr>
+          <w:sz w:val="24"/>
+          <w:szCs w:val="24"/>
+          <w:lang w:val="en-IN"/>
+        </w:rPr>
+        <w:t>r.type</w:t>
+      </w:r>
+      <w:proofErr w:type="spellEnd"/>
+      <w:proofErr w:type="gramEnd"/>
+      <w:r>
+        <w:rPr>
+          <w:sz w:val="24"/>
+          <w:szCs w:val="24"/>
+          <w:lang w:val="en-IN"/>
+        </w:rPr>
+        <w:t xml:space="preserve">, </w:t>
+      </w:r>
+      <w:proofErr w:type="gramStart"/>
+      <w:r>
+        <w:rPr>
+          <w:sz w:val="24"/>
+          <w:szCs w:val="24"/>
+          <w:lang w:val="en-IN"/>
+        </w:rPr>
+        <w:t>r.attendancePct</w:t>
+      </w:r>
+      <w:proofErr w:type="gramEnd"/>
+      <w:r>
+        <w:rPr>
+          <w:sz w:val="24"/>
+          <w:szCs w:val="24"/>
+          <w:lang w:val="en-IN"/>
+        </w:rPr>
+        <w:t>,</w:t>
+      </w:r>
+    </w:p>
+    <w:p>
+      <w:pPr>
+        <w:rPr>
+          <w:sz w:val="24"/>
+          <w:szCs w:val="24"/>
+          <w:lang w:val="en-IN"/>
+        </w:rPr>
+      </w:pPr>
+      <w:r>
+        <w:rPr>
+          <w:sz w:val="24"/>
+          <w:szCs w:val="24"/>
+          <w:lang w:val="en-IN"/>
+        </w:rPr>
+        <w:t xml:space="preserve">                        </w:t>
       </w:r>
       <w:proofErr w:type="spellStart"/>
       <w:r>
@@ -29083,403 +29512,17 @@
           <w:szCs w:val="24"/>
           <w:lang w:val="en-IN"/>
         </w:rPr>
-        <w:t xml:space="preserve"> = </w:t>
-      </w:r>
-      <w:proofErr w:type="spellStart"/>
-      <w:proofErr w:type="gramStart"/>
-      <w:r>
-        <w:rPr>
-          <w:sz w:val="24"/>
-          <w:szCs w:val="24"/>
-          <w:lang w:val="en-IN"/>
-        </w:rPr>
-        <w:t>r.ciaWeighted</w:t>
-      </w:r>
-      <w:proofErr w:type="spellEnd"/>
-      <w:proofErr w:type="gramEnd"/>
-      <w:r>
-        <w:rPr>
-          <w:sz w:val="24"/>
-          <w:szCs w:val="24"/>
-          <w:lang w:val="en-IN"/>
-        </w:rPr>
-        <w:t xml:space="preserve"> == </w:t>
-      </w:r>
-      <w:proofErr w:type="gramStart"/>
-      <w:r>
-        <w:rPr>
-          <w:sz w:val="24"/>
-          <w:szCs w:val="24"/>
-          <w:lang w:val="en-IN"/>
-        </w:rPr>
-        <w:t>null ?</w:t>
-      </w:r>
-      <w:proofErr w:type="gramEnd"/>
-      <w:r>
-        <w:rPr>
-          <w:sz w:val="24"/>
-          <w:szCs w:val="24"/>
-          <w:lang w:val="en-IN"/>
-        </w:rPr>
-        <w:t xml:space="preserve"> "-</w:t>
-      </w:r>
-      <w:proofErr w:type="gramStart"/>
-      <w:r>
-        <w:rPr>
-          <w:sz w:val="24"/>
-          <w:szCs w:val="24"/>
-          <w:lang w:val="en-IN"/>
-        </w:rPr>
-        <w:t>" :</w:t>
-      </w:r>
-      <w:proofErr w:type="gramEnd"/>
-      <w:r>
-        <w:rPr>
-          <w:sz w:val="24"/>
-          <w:szCs w:val="24"/>
-          <w:lang w:val="en-IN"/>
-        </w:rPr>
-        <w:t xml:space="preserve"> </w:t>
-      </w:r>
-      <w:proofErr w:type="spellStart"/>
-      <w:r>
-        <w:rPr>
-          <w:sz w:val="24"/>
-          <w:szCs w:val="24"/>
-          <w:lang w:val="en-IN"/>
-        </w:rPr>
-        <w:t>String.format</w:t>
-      </w:r>
-      <w:proofErr w:type="spellEnd"/>
-      <w:r>
-        <w:rPr>
-          <w:sz w:val="24"/>
-          <w:szCs w:val="24"/>
-          <w:lang w:val="en-IN"/>
-        </w:rPr>
-        <w:t xml:space="preserve">("%.2f", </w:t>
-      </w:r>
-      <w:proofErr w:type="spellStart"/>
-      <w:proofErr w:type="gramStart"/>
-      <w:r>
-        <w:rPr>
-          <w:sz w:val="24"/>
-          <w:szCs w:val="24"/>
-          <w:lang w:val="en-IN"/>
-        </w:rPr>
-        <w:t>r.ciaWeighted</w:t>
-      </w:r>
-      <w:proofErr w:type="spellEnd"/>
-      <w:proofErr w:type="gramEnd"/>
-      <w:r>
-        <w:rPr>
-          <w:sz w:val="24"/>
-          <w:szCs w:val="24"/>
-          <w:lang w:val="en-IN"/>
-        </w:rPr>
-        <w:t>);</w:t>
-      </w:r>
-    </w:p>
-    <w:p>
-      <w:pPr>
-        <w:rPr>
-          <w:sz w:val="24"/>
-          <w:szCs w:val="24"/>
-          <w:lang w:val="en-IN"/>
-        </w:rPr>
-      </w:pPr>
-      <w:r>
-        <w:rPr>
-          <w:sz w:val="24"/>
-          <w:szCs w:val="24"/>
-          <w:lang w:val="en-IN"/>
-        </w:rPr>
-        <w:t xml:space="preserve">                String ese = </w:t>
-      </w:r>
-      <w:proofErr w:type="spellStart"/>
-      <w:proofErr w:type="gramStart"/>
-      <w:r>
-        <w:rPr>
-          <w:sz w:val="24"/>
-          <w:szCs w:val="24"/>
-          <w:lang w:val="en-IN"/>
-        </w:rPr>
-        <w:t>r.eseWeighted</w:t>
-      </w:r>
-      <w:proofErr w:type="spellEnd"/>
-      <w:proofErr w:type="gramEnd"/>
-      <w:r>
-        <w:rPr>
-          <w:sz w:val="24"/>
-          <w:szCs w:val="24"/>
-          <w:lang w:val="en-IN"/>
-        </w:rPr>
-        <w:t xml:space="preserve"> == </w:t>
-      </w:r>
-      <w:proofErr w:type="gramStart"/>
-      <w:r>
-        <w:rPr>
-          <w:sz w:val="24"/>
-          <w:szCs w:val="24"/>
-          <w:lang w:val="en-IN"/>
-        </w:rPr>
-        <w:t>null ?</w:t>
-      </w:r>
-      <w:proofErr w:type="gramEnd"/>
-      <w:r>
-        <w:rPr>
-          <w:sz w:val="24"/>
-          <w:szCs w:val="24"/>
-          <w:lang w:val="en-IN"/>
-        </w:rPr>
-        <w:t xml:space="preserve"> "-</w:t>
-      </w:r>
-      <w:proofErr w:type="gramStart"/>
-      <w:r>
-        <w:rPr>
-          <w:sz w:val="24"/>
-          <w:szCs w:val="24"/>
-          <w:lang w:val="en-IN"/>
-        </w:rPr>
-        <w:t>" :</w:t>
-      </w:r>
-      <w:proofErr w:type="gramEnd"/>
-      <w:r>
-        <w:rPr>
-          <w:sz w:val="24"/>
-          <w:szCs w:val="24"/>
-          <w:lang w:val="en-IN"/>
-        </w:rPr>
-        <w:t xml:space="preserve"> </w:t>
-      </w:r>
-      <w:proofErr w:type="spellStart"/>
-      <w:r>
-        <w:rPr>
-          <w:sz w:val="24"/>
-          <w:szCs w:val="24"/>
-          <w:lang w:val="en-IN"/>
-        </w:rPr>
-        <w:t>String.format</w:t>
-      </w:r>
-      <w:proofErr w:type="spellEnd"/>
-      <w:r>
-        <w:rPr>
-          <w:sz w:val="24"/>
-          <w:szCs w:val="24"/>
-          <w:lang w:val="en-IN"/>
-        </w:rPr>
-        <w:t xml:space="preserve">("%.2f", </w:t>
-      </w:r>
-      <w:proofErr w:type="spellStart"/>
-      <w:proofErr w:type="gramStart"/>
-      <w:r>
-        <w:rPr>
-          <w:sz w:val="24"/>
-          <w:szCs w:val="24"/>
-          <w:lang w:val="en-IN"/>
-        </w:rPr>
-        <w:t>r.eseWeighted</w:t>
-      </w:r>
-      <w:proofErr w:type="spellEnd"/>
-      <w:proofErr w:type="gramEnd"/>
-      <w:r>
-        <w:rPr>
-          <w:sz w:val="24"/>
-          <w:szCs w:val="24"/>
-          <w:lang w:val="en-IN"/>
-        </w:rPr>
-        <w:t>);</w:t>
-      </w:r>
-    </w:p>
-    <w:p>
-      <w:pPr>
-        <w:rPr>
-          <w:sz w:val="24"/>
-          <w:szCs w:val="24"/>
-          <w:lang w:val="en-IN"/>
-        </w:rPr>
-      </w:pPr>
-      <w:r>
-        <w:rPr>
-          <w:sz w:val="24"/>
-          <w:szCs w:val="24"/>
-          <w:lang w:val="en-IN"/>
-        </w:rPr>
-        <w:t xml:space="preserve">                String total = </w:t>
-      </w:r>
-      <w:proofErr w:type="spellStart"/>
-      <w:proofErr w:type="gramStart"/>
-      <w:r>
-        <w:rPr>
-          <w:sz w:val="24"/>
-          <w:szCs w:val="24"/>
-          <w:lang w:val="en-IN"/>
-        </w:rPr>
-        <w:t>r.total</w:t>
-      </w:r>
-      <w:proofErr w:type="spellEnd"/>
-      <w:proofErr w:type="gramEnd"/>
-      <w:r>
-        <w:rPr>
-          <w:sz w:val="24"/>
-          <w:szCs w:val="24"/>
-          <w:lang w:val="en-IN"/>
-        </w:rPr>
-        <w:t xml:space="preserve"> == </w:t>
-      </w:r>
-      <w:proofErr w:type="gramStart"/>
-      <w:r>
-        <w:rPr>
-          <w:sz w:val="24"/>
-          <w:szCs w:val="24"/>
-          <w:lang w:val="en-IN"/>
-        </w:rPr>
-        <w:t>null ?</w:t>
-      </w:r>
-      <w:proofErr w:type="gramEnd"/>
-      <w:r>
-        <w:rPr>
-          <w:sz w:val="24"/>
-          <w:szCs w:val="24"/>
-          <w:lang w:val="en-IN"/>
-        </w:rPr>
-        <w:t xml:space="preserve"> "-</w:t>
-      </w:r>
-      <w:proofErr w:type="gramStart"/>
-      <w:r>
-        <w:rPr>
-          <w:sz w:val="24"/>
-          <w:szCs w:val="24"/>
-          <w:lang w:val="en-IN"/>
-        </w:rPr>
-        <w:t>" :</w:t>
-      </w:r>
-      <w:proofErr w:type="gramEnd"/>
-      <w:r>
-        <w:rPr>
-          <w:sz w:val="24"/>
-          <w:szCs w:val="24"/>
-          <w:lang w:val="en-IN"/>
-        </w:rPr>
-        <w:t xml:space="preserve"> </w:t>
-      </w:r>
-      <w:proofErr w:type="spellStart"/>
-      <w:r>
-        <w:rPr>
-          <w:sz w:val="24"/>
-          <w:szCs w:val="24"/>
-          <w:lang w:val="en-IN"/>
-        </w:rPr>
-        <w:t>String.valueOf</w:t>
-      </w:r>
-      <w:proofErr w:type="spellEnd"/>
-      <w:r>
-        <w:rPr>
-          <w:sz w:val="24"/>
-          <w:szCs w:val="24"/>
-          <w:lang w:val="en-IN"/>
-        </w:rPr>
-        <w:t>(</w:t>
-      </w:r>
-      <w:proofErr w:type="spellStart"/>
-      <w:proofErr w:type="gramStart"/>
-      <w:r>
-        <w:rPr>
-          <w:sz w:val="24"/>
-          <w:szCs w:val="24"/>
-          <w:lang w:val="en-IN"/>
-        </w:rPr>
-        <w:t>r.total</w:t>
-      </w:r>
-      <w:proofErr w:type="spellEnd"/>
-      <w:proofErr w:type="gramEnd"/>
-      <w:r>
-        <w:rPr>
-          <w:sz w:val="24"/>
-          <w:szCs w:val="24"/>
-          <w:lang w:val="en-IN"/>
-        </w:rPr>
-        <w:t>);</w:t>
-      </w:r>
-    </w:p>
-    <w:p>
-      <w:pPr>
-        <w:rPr>
-          <w:sz w:val="24"/>
-          <w:szCs w:val="24"/>
-          <w:lang w:val="en-IN"/>
-        </w:rPr>
-      </w:pPr>
-      <w:r>
-        <w:rPr>
-          <w:sz w:val="24"/>
-          <w:szCs w:val="24"/>
-          <w:lang w:val="en-IN"/>
-        </w:rPr>
-        <w:t xml:space="preserve">                </w:t>
-      </w:r>
-      <w:proofErr w:type="spellStart"/>
-      <w:r>
-        <w:rPr>
-          <w:sz w:val="24"/>
-          <w:szCs w:val="24"/>
-          <w:lang w:val="en-IN"/>
-        </w:rPr>
-        <w:t>System.out.printf</w:t>
-      </w:r>
-      <w:proofErr w:type="spellEnd"/>
-      <w:r>
-        <w:rPr>
-          <w:sz w:val="24"/>
-          <w:szCs w:val="24"/>
-          <w:lang w:val="en-IN"/>
-        </w:rPr>
-        <w:t>("%-9s %-24s %2d %-9s %5.1f %8s %8s %5s %-5s %2d %-7s %</w:t>
-      </w:r>
-      <w:proofErr w:type="spellStart"/>
-      <w:r>
-        <w:rPr>
-          <w:sz w:val="24"/>
-          <w:szCs w:val="24"/>
-          <w:lang w:val="en-IN"/>
-        </w:rPr>
-        <w:t>s%n</w:t>
-      </w:r>
-      <w:proofErr w:type="spellEnd"/>
-      <w:r>
-        <w:rPr>
-          <w:sz w:val="24"/>
-          <w:szCs w:val="24"/>
-          <w:lang w:val="en-IN"/>
-        </w:rPr>
-        <w:t>",</w:t>
-      </w:r>
-    </w:p>
-    <w:p>
-      <w:pPr>
-        <w:rPr>
-          <w:sz w:val="24"/>
-          <w:szCs w:val="24"/>
-          <w:lang w:val="en-IN"/>
-        </w:rPr>
-      </w:pPr>
-      <w:r>
-        <w:rPr>
-          <w:sz w:val="24"/>
-          <w:szCs w:val="24"/>
-          <w:lang w:val="en-IN"/>
-        </w:rPr>
-        <w:t xml:space="preserve">                        </w:t>
-      </w:r>
-      <w:proofErr w:type="spellStart"/>
-      <w:proofErr w:type="gramStart"/>
-      <w:r>
-        <w:rPr>
-          <w:sz w:val="24"/>
-          <w:szCs w:val="24"/>
-          <w:lang w:val="en-IN"/>
-        </w:rPr>
-        <w:t>r.courseCode</w:t>
+        <w:t xml:space="preserve">, ese, total, </w:t>
+      </w:r>
+      <w:proofErr w:type="spellStart"/>
+      <w:proofErr w:type="gramStart"/>
+      <w:r>
+        <w:rPr>
+          <w:sz w:val="24"/>
+          <w:szCs w:val="24"/>
+          <w:lang w:val="en-IN"/>
+        </w:rPr>
+        <w:t>r.grade</w:t>
       </w:r>
       <w:proofErr w:type="spellEnd"/>
       <w:proofErr w:type="gramEnd"/>
@@ -29491,43 +29534,15 @@
         </w:rPr>
         <w:t xml:space="preserve">, </w:t>
       </w:r>
-      <w:proofErr w:type="gramStart"/>
-      <w:r>
-        <w:rPr>
-          <w:sz w:val="24"/>
-          <w:szCs w:val="24"/>
-          <w:lang w:val="en-IN"/>
-        </w:rPr>
-        <w:t>cut(</w:t>
-      </w:r>
-      <w:proofErr w:type="spellStart"/>
-      <w:r>
-        <w:rPr>
-          <w:sz w:val="24"/>
-          <w:szCs w:val="24"/>
-          <w:lang w:val="en-IN"/>
-        </w:rPr>
-        <w:t>r.title</w:t>
-      </w:r>
-      <w:proofErr w:type="spellEnd"/>
-      <w:proofErr w:type="gramEnd"/>
-      <w:r>
-        <w:rPr>
-          <w:sz w:val="24"/>
-          <w:szCs w:val="24"/>
-          <w:lang w:val="en-IN"/>
-        </w:rPr>
-        <w:t xml:space="preserve">, 24), </w:t>
-      </w:r>
-      <w:proofErr w:type="spellStart"/>
-      <w:proofErr w:type="gramStart"/>
-      <w:r>
-        <w:rPr>
-          <w:sz w:val="24"/>
-          <w:szCs w:val="24"/>
-          <w:lang w:val="en-IN"/>
-        </w:rPr>
-        <w:t>r.credits</w:t>
+      <w:proofErr w:type="spellStart"/>
+      <w:proofErr w:type="gramStart"/>
+      <w:r>
+        <w:rPr>
+          <w:sz w:val="24"/>
+          <w:szCs w:val="24"/>
+          <w:lang w:val="en-IN"/>
+        </w:rPr>
+        <w:t>r.gradePoint</w:t>
       </w:r>
       <w:proofErr w:type="spellEnd"/>
       <w:proofErr w:type="gramEnd"/>
@@ -29539,122 +29554,6 @@
         </w:rPr>
         <w:t xml:space="preserve">, </w:t>
       </w:r>
-      <w:proofErr w:type="spellStart"/>
-      <w:proofErr w:type="gramStart"/>
-      <w:r>
-        <w:rPr>
-          <w:sz w:val="24"/>
-          <w:szCs w:val="24"/>
-          <w:lang w:val="en-IN"/>
-        </w:rPr>
-        <w:t>r.type</w:t>
-      </w:r>
-      <w:proofErr w:type="spellEnd"/>
-      <w:proofErr w:type="gramEnd"/>
-      <w:r>
-        <w:rPr>
-          <w:sz w:val="24"/>
-          <w:szCs w:val="24"/>
-          <w:lang w:val="en-IN"/>
-        </w:rPr>
-        <w:t xml:space="preserve">, </w:t>
-      </w:r>
-      <w:proofErr w:type="spellStart"/>
-      <w:proofErr w:type="gramStart"/>
-      <w:r>
-        <w:rPr>
-          <w:sz w:val="24"/>
-          <w:szCs w:val="24"/>
-          <w:lang w:val="en-IN"/>
-        </w:rPr>
-        <w:t>r.attendancePct</w:t>
-      </w:r>
-      <w:proofErr w:type="spellEnd"/>
-      <w:proofErr w:type="gramEnd"/>
-      <w:r>
-        <w:rPr>
-          <w:sz w:val="24"/>
-          <w:szCs w:val="24"/>
-          <w:lang w:val="en-IN"/>
-        </w:rPr>
-        <w:t>,</w:t>
-      </w:r>
-    </w:p>
-    <w:p>
-      <w:pPr>
-        <w:rPr>
-          <w:sz w:val="24"/>
-          <w:szCs w:val="24"/>
-          <w:lang w:val="en-IN"/>
-        </w:rPr>
-      </w:pPr>
-      <w:r>
-        <w:rPr>
-          <w:sz w:val="24"/>
-          <w:szCs w:val="24"/>
-          <w:lang w:val="en-IN"/>
-        </w:rPr>
-        <w:t xml:space="preserve">                        </w:t>
-      </w:r>
-      <w:proofErr w:type="spellStart"/>
-      <w:r>
-        <w:rPr>
-          <w:sz w:val="24"/>
-          <w:szCs w:val="24"/>
-          <w:lang w:val="en-IN"/>
-        </w:rPr>
-        <w:t>cia</w:t>
-      </w:r>
-      <w:proofErr w:type="spellEnd"/>
-      <w:r>
-        <w:rPr>
-          <w:sz w:val="24"/>
-          <w:szCs w:val="24"/>
-          <w:lang w:val="en-IN"/>
-        </w:rPr>
-        <w:t xml:space="preserve">, ese, total, </w:t>
-      </w:r>
-      <w:proofErr w:type="spellStart"/>
-      <w:proofErr w:type="gramStart"/>
-      <w:r>
-        <w:rPr>
-          <w:sz w:val="24"/>
-          <w:szCs w:val="24"/>
-          <w:lang w:val="en-IN"/>
-        </w:rPr>
-        <w:t>r.grade</w:t>
-      </w:r>
-      <w:proofErr w:type="spellEnd"/>
-      <w:proofErr w:type="gramEnd"/>
-      <w:r>
-        <w:rPr>
-          <w:sz w:val="24"/>
-          <w:szCs w:val="24"/>
-          <w:lang w:val="en-IN"/>
-        </w:rPr>
-        <w:t xml:space="preserve">, </w:t>
-      </w:r>
-      <w:proofErr w:type="spellStart"/>
-      <w:proofErr w:type="gramStart"/>
-      <w:r>
-        <w:rPr>
-          <w:sz w:val="24"/>
-          <w:szCs w:val="24"/>
-          <w:lang w:val="en-IN"/>
-        </w:rPr>
-        <w:t>r.gradePoint</w:t>
-      </w:r>
-      <w:proofErr w:type="spellEnd"/>
-      <w:proofErr w:type="gramEnd"/>
-      <w:r>
-        <w:rPr>
-          <w:sz w:val="24"/>
-          <w:szCs w:val="24"/>
-          <w:lang w:val="en-IN"/>
-        </w:rPr>
-        <w:t xml:space="preserve">, </w:t>
-      </w:r>
-      <w:proofErr w:type="spellStart"/>
       <w:proofErr w:type="gramStart"/>
       <w:r>
         <w:rPr>
@@ -29664,7 +29563,6 @@
         </w:rPr>
         <w:t>r.status</w:t>
       </w:r>
-      <w:proofErr w:type="spellEnd"/>
       <w:proofErr w:type="gramEnd"/>
       <w:r>
         <w:rPr>
@@ -32499,25 +32397,7 @@
           <w:szCs w:val="24"/>
           <w:lang w:val="en-IN"/>
         </w:rPr>
-        <w:t xml:space="preserve"> </w:t>
-      </w:r>
-      <w:proofErr w:type="spellStart"/>
-      <w:r>
-        <w:rPr>
-          <w:sz w:val="24"/>
-          <w:szCs w:val="24"/>
-          <w:lang w:val="en-IN"/>
-        </w:rPr>
-        <w:t>ps</w:t>
-      </w:r>
-      <w:proofErr w:type="spellEnd"/>
-      <w:r>
-        <w:rPr>
-          <w:sz w:val="24"/>
-          <w:szCs w:val="24"/>
-          <w:lang w:val="en-IN"/>
-        </w:rPr>
-        <w:t xml:space="preserve"> = </w:t>
+        <w:t xml:space="preserve"> ps = </w:t>
       </w:r>
       <w:proofErr w:type="spellStart"/>
       <w:proofErr w:type="gramStart"/>
@@ -34368,25 +34248,7 @@
           <w:szCs w:val="24"/>
           <w:lang w:val="en-IN"/>
         </w:rPr>
-        <w:t xml:space="preserve"> += </w:t>
-      </w:r>
-      <w:proofErr w:type="spellStart"/>
-      <w:r>
-        <w:rPr>
-          <w:sz w:val="24"/>
-          <w:szCs w:val="24"/>
-          <w:lang w:val="en-IN"/>
-        </w:rPr>
-        <w:t>sg.value</w:t>
-      </w:r>
-      <w:proofErr w:type="spellEnd"/>
-      <w:r>
-        <w:rPr>
-          <w:sz w:val="24"/>
-          <w:szCs w:val="24"/>
-          <w:lang w:val="en-IN"/>
-        </w:rPr>
-        <w:t>;</w:t>
+        <w:t xml:space="preserve"> += sg.value;</w:t>
       </w:r>
     </w:p>
     <w:p>
@@ -38183,6 +38045,7 @@
       </w:pPr>
       <w:r>
         <w:rPr>
+          <w:noProof/>
           <w:sz w:val="20"/>
         </w:rPr>
         <w:drawing>
@@ -38644,11 +38507,156 @@
       <w:pPr>
         <w:pStyle w:val="Heading1"/>
         <w:ind w:left="93"/>
-      </w:pPr>
-      <w:r>
         <w:rPr>
           <w:spacing w:val="-4"/>
         </w:rPr>
+      </w:pPr>
+    </w:p>
+    <w:p>
+      <w:pPr>
+        <w:pStyle w:val="Heading1"/>
+        <w:ind w:left="93"/>
+        <w:rPr>
+          <w:spacing w:val="-4"/>
+        </w:rPr>
+      </w:pPr>
+    </w:p>
+    <w:p>
+      <w:pPr>
+        <w:pStyle w:val="Heading1"/>
+        <w:ind w:left="93"/>
+        <w:rPr>
+          <w:spacing w:val="-4"/>
+        </w:rPr>
+      </w:pPr>
+    </w:p>
+    <w:p>
+      <w:pPr>
+        <w:pStyle w:val="Heading1"/>
+        <w:ind w:left="93"/>
+        <w:rPr>
+          <w:spacing w:val="-4"/>
+        </w:rPr>
+      </w:pPr>
+    </w:p>
+    <w:p>
+      <w:pPr>
+        <w:pStyle w:val="Heading1"/>
+        <w:ind w:left="93"/>
+        <w:rPr>
+          <w:spacing w:val="-4"/>
+        </w:rPr>
+      </w:pPr>
+    </w:p>
+    <w:p>
+      <w:pPr>
+        <w:pStyle w:val="Heading1"/>
+        <w:ind w:left="93"/>
+        <w:rPr>
+          <w:spacing w:val="-4"/>
+        </w:rPr>
+      </w:pPr>
+    </w:p>
+    <w:p>
+      <w:pPr>
+        <w:pStyle w:val="Heading1"/>
+        <w:ind w:left="93"/>
+        <w:rPr>
+          <w:spacing w:val="-4"/>
+        </w:rPr>
+      </w:pPr>
+    </w:p>
+    <w:p>
+      <w:pPr>
+        <w:pStyle w:val="Heading1"/>
+        <w:ind w:left="93"/>
+        <w:rPr>
+          <w:spacing w:val="-4"/>
+        </w:rPr>
+      </w:pPr>
+    </w:p>
+    <w:p>
+      <w:pPr>
+        <w:pStyle w:val="Heading1"/>
+        <w:ind w:left="93"/>
+        <w:rPr>
+          <w:spacing w:val="-4"/>
+        </w:rPr>
+      </w:pPr>
+    </w:p>
+    <w:p>
+      <w:pPr>
+        <w:pStyle w:val="Heading1"/>
+        <w:ind w:left="93"/>
+        <w:rPr>
+          <w:spacing w:val="-4"/>
+        </w:rPr>
+      </w:pPr>
+    </w:p>
+    <w:p>
+      <w:pPr>
+        <w:pStyle w:val="Heading1"/>
+        <w:ind w:left="93"/>
+        <w:rPr>
+          <w:spacing w:val="-4"/>
+        </w:rPr>
+      </w:pPr>
+    </w:p>
+    <w:p>
+      <w:pPr>
+        <w:pStyle w:val="Heading1"/>
+        <w:ind w:left="93"/>
+        <w:rPr>
+          <w:spacing w:val="-4"/>
+        </w:rPr>
+      </w:pPr>
+    </w:p>
+    <w:p>
+      <w:pPr>
+        <w:pStyle w:val="Heading1"/>
+        <w:ind w:left="93"/>
+        <w:rPr>
+          <w:spacing w:val="-4"/>
+        </w:rPr>
+      </w:pPr>
+    </w:p>
+    <w:p>
+      <w:pPr>
+        <w:pStyle w:val="Heading1"/>
+        <w:ind w:left="93"/>
+        <w:rPr>
+          <w:spacing w:val="-4"/>
+        </w:rPr>
+      </w:pPr>
+    </w:p>
+    <w:p>
+      <w:pPr>
+        <w:pStyle w:val="Heading1"/>
+        <w:ind w:left="93"/>
+        <w:rPr>
+          <w:spacing w:val="-4"/>
+        </w:rPr>
+      </w:pPr>
+    </w:p>
+    <w:p>
+      <w:pPr>
+        <w:pStyle w:val="Heading1"/>
+        <w:ind w:left="93"/>
+        <w:rPr>
+          <w:spacing w:val="-4"/>
+        </w:rPr>
+      </w:pPr>
+    </w:p>
+    <w:p>
+      <w:pPr>
+        <w:pStyle w:val="Heading1"/>
+        <w:ind w:left="93"/>
+      </w:pPr>
+      <w:r>
+        <w:rPr>
+          <w:spacing w:val="-4"/>
+        </w:rPr>
+        <w:lastRenderedPageBreak/>
         <w:t>INCREMENTAL</w:t>
       </w:r>
       <w:r>
@@ -38866,7 +38874,6 @@
         <w:rPr>
           <w:noProof/>
         </w:rPr>
-        <w:lastRenderedPageBreak/>
         <w:drawing>
           <wp:inline distT="0" distB="0" distL="0" distR="0" wp14:anchorId="774AEDAF" wp14:editId="0866A402">
             <wp:extent cx="5763260" cy="1420495"/>
@@ -39600,6 +39607,7 @@
       </w:pPr>
       <w:r>
         <w:rPr>
+          <w:noProof/>
           <w:sz w:val="20"/>
           <w:lang w:val="en-IN"/>
         </w:rPr>
@@ -39713,6 +39721,7 @@
       <w:r>
         <w:rPr>
           <w:b/>
+          <w:noProof/>
           <w:sz w:val="14"/>
           <w:lang w:val="en-IN"/>
         </w:rPr>
@@ -39831,6 +39840,7 @@
       <w:r>
         <w:rPr>
           <w:b/>
+          <w:noProof/>
           <w:sz w:val="14"/>
           <w:lang w:val="en-IN"/>
         </w:rPr>
@@ -41997,6 +42007,7 @@
   <w:style w:type="character" w:default="1" w:styleId="DefaultParagraphFont">
     <w:name w:val="Default Paragraph Font"/>
     <w:uiPriority w:val="1"/>
+    <w:semiHidden/>
     <w:unhideWhenUsed/>
   </w:style>
   <w:style w:type="table" w:default="1" w:styleId="TableNormal">
